--- a/대본/4부/03화_First_Orders.docx
+++ b/대본/4부/03화_First_Orders.docx
@@ -2,7 +2,7 @@
 <file path=word/document.xml><?xml version="1.0" encoding="utf-8"?>
 <w:document xmlns:w="http://schemas.openxmlformats.org/wordprocessingml/2006/main" xmlns:m="http://schemas.openxmlformats.org/officeDocument/2006/math" xmlns:r="http://schemas.openxmlformats.org/officeDocument/2006/relationships" xmlns:o="urn:schemas-microsoft-com:office:office" xmlns:v="urn:schemas-microsoft-com:vml" xmlns:w10="urn:schemas-microsoft-com:office:word" xmlns:a="http://schemas.openxmlformats.org/drawingml/2006/main" xmlns:pic="http://schemas.openxmlformats.org/drawingml/2006/picture" xmlns:wp="http://schemas.openxmlformats.org/drawingml/2006/wordprocessingDrawing">
   <w:body>
-    <w:bookmarkStart w:id="31" w:name="ship-it-4부-3화"/>
+    <w:bookmarkStart w:id="32" w:name="ship-it-4부-3화"/>
     <w:p>
       <w:pPr>
         <w:pStyle w:val="Heading1"/>
@@ -83,7 +83,7 @@
         <w:t xml:space="preserve"> </w:t>
       </w:r>
       <w:r>
-        <w:t xml:space="preserve">- 규칙: 지문 없음. 전 화 100% 「화자명: 대사」. 1턴 15단어 이내.</w:t>
+        <w:t xml:space="preserve">- 규칙: 지문 없음. 전 화 100% 「화자명: 대사」. 1턴 15단어 이내 + 긴 턴 10~15회(25~35단어).</w:t>
       </w:r>
       <w:r>
         <w:t xml:space="preserve"> </w:t>
@@ -238,13 +238,13 @@
         </w:numPr>
       </w:pPr>
       <w:r>
-        <w:t xml:space="preserve">DEREK: That’s why you’re in my car. Forecasts are made in offices.</w:t>
-      </w:r>
-      <w:r>
-        <w:t xml:space="preserve"> </w:t>
-      </w:r>
-      <w:r>
-        <w:t xml:space="preserve">데릭: 그래서 당신이 내 차에 탄 거예요. 예측은 사무실에서 만들어지죠.</w:t>
+        <w:t xml:space="preserve">DEREK: That’s exactly why you’re in my car. Forecasts are made in offices, but orders are made in waiting rooms, and most first visits end with no order at all.</w:t>
+      </w:r>
+      <w:r>
+        <w:t xml:space="preserve"> </w:t>
+      </w:r>
+      <w:r>
+        <w:t xml:space="preserve">데릭: 바로 그래서 당신이 내 차에 탄 거예요. 예측은 사무실에서 만들어지지만, 주문은 대기실에서 만들어져요. 그리고 첫 방문은 대부분 주문 없이 끝나요.</w:t>
       </w:r>
     </w:p>
     <w:p>
@@ -306,13 +306,13 @@
         </w:numPr>
       </w:pPr>
       <w:r>
-        <w:t xml:space="preserve">DEREK: Especially then. Go around Brenda once, and you’re dead forever.</w:t>
-      </w:r>
-      <w:r>
-        <w:t xml:space="preserve"> </w:t>
-      </w:r>
-      <w:r>
-        <w:t xml:space="preserve">데릭: 특히 그럴 때요. 브렌다를 한 번 건너뛰면 영원히 끝이에요.</w:t>
+        <w:t xml:space="preserve">DEREK: Especially then. The front desk controls the calendar, the phone, and the doctor’s mood. Go around Brenda once, and she remembers it forever. And so does every Brenda she knows.</w:t>
+      </w:r>
+      <w:r>
+        <w:t xml:space="preserve"> </w:t>
+      </w:r>
+      <w:r>
+        <w:t xml:space="preserve">데릭: 특히 그럴 때요. 프런트가 일정, 전화, 의사 기분까지 쥐고 있어요. 브렌다를 한 번 건너뛰면, 그녀는 그걸 영원히 기억해요. 그녀가 아는 모든 브렌다도요.</w:t>
       </w:r>
     </w:p>
     <w:p>
@@ -743,13 +743,13 @@
         </w:numPr>
       </w:pPr>
       <w:r>
-        <w:t xml:space="preserve">DEREK: Next step: Brenda knows my face. And she owes me one. That’s a good visit.</w:t>
-      </w:r>
-      <w:r>
-        <w:t xml:space="preserve"> </w:t>
-      </w:r>
-      <w:r>
-        <w:t xml:space="preserve">데릭: 다음 단계: 브렌다가 내 얼굴을 알아요. 그리고 내게 신세를 졌죠. 좋은 방문이에요.</w:t>
+        <w:t xml:space="preserve">DEREK: Next step done. Brenda knows my face now, and she owes me one for the cache trick. When I come back with a product, she’ll open the door. That’s a good visit.</w:t>
+      </w:r>
+      <w:r>
+        <w:t xml:space="preserve"> </w:t>
+      </w:r>
+      <w:r>
+        <w:t xml:space="preserve">데릭: 다음 단계 완료. 이제 브렌다가 내 얼굴을 알고, 캐시 요령 덕에 내게 신세를 졌죠. 제품을 들고 다시 오면 문을 열어 줄 거예요. 그게 좋은 방문이에요.</w:t>
       </w:r>
     </w:p>
     <w:p>
@@ -913,13 +913,13 @@
         </w:numPr>
       </w:pPr>
       <w:r>
-        <w:t xml:space="preserve">HADDAD: Two things. My staff knows Lumaderm. Retraining costs me a day.</w:t>
-      </w:r>
-      <w:r>
-        <w:t xml:space="preserve"> </w:t>
-      </w:r>
-      <w:r>
-        <w:t xml:space="preserve">하다드: 두 가지요. 우리 직원들은 루마덤을 알아요. 재교육하면 하루를 날려요.</w:t>
+        <w:t xml:space="preserve">HADDAD: Two things. First, my staff knows Lumaderm, and they’re comfortable with it. If I switch, I have to retrain everyone, and retraining costs me a full day of patients.</w:t>
+      </w:r>
+      <w:r>
+        <w:t xml:space="preserve"> </w:t>
+      </w:r>
+      <w:r>
+        <w:t xml:space="preserve">하다드: 두 가지요. 첫째, 우리 직원들은 루마덤을 알고 익숙해요. 바꾸면 전원을 재교육해야 하고, 재교육하면 환자 보는 하루를 통째로 날려요.</w:t>
       </w:r>
     </w:p>
     <w:p>
@@ -947,13 +947,13 @@
         </w:numPr>
       </w:pPr>
       <w:r>
-        <w:t xml:space="preserve">HADDAD: Patients ask for Lumaderm by name. Halvern spends millions on TV.</w:t>
-      </w:r>
-      <w:r>
-        <w:t xml:space="preserve"> </w:t>
-      </w:r>
-      <w:r>
-        <w:t xml:space="preserve">하다드: 환자들이 루마덤을 이름으로 찾아요. 할번은 TV에 수백만 달러를 쓰죠.</w:t>
+        <w:t xml:space="preserve">HADDAD: Second, patients ask for Lumaderm by name. Halvern spends millions on TV, so they walk in already sold. I’d have to explain your product in every single consultation.</w:t>
+      </w:r>
+      <w:r>
+        <w:t xml:space="preserve"> </w:t>
+      </w:r>
+      <w:r>
+        <w:t xml:space="preserve">하다드: 둘째, 환자들이 루마덤을 이름으로 찾아요. 할번이 TV에 수백만 달러를 쓰니까, 이미 마음을 정하고 들어오죠. 상담할 때마다 당신네 제품을 설명해야 할 거예요.</w:t>
       </w:r>
     </w:p>
     <w:p>
@@ -1083,13 +1083,13 @@
         </w:numPr>
       </w:pPr>
       <w:r>
-        <w:t xml:space="preserve">DEREK: You did. And he told us the real problem anyway. Write it down.</w:t>
-      </w:r>
-      <w:r>
-        <w:t xml:space="preserve"> </w:t>
-      </w:r>
-      <w:r>
-        <w:t xml:space="preserve">데릭: 그랬죠. 그래도 진짜 문제를 말해 줬어요. 적어 둬요.</w:t>
+        <w:t xml:space="preserve">DEREK: You did, and you lost him for a moment. But I asked about his obstacles, and he told us the real problem anyway. Write it down before you forget it.</w:t>
+      </w:r>
+      <w:r>
+        <w:t xml:space="preserve"> </w:t>
+      </w:r>
+      <w:r>
+        <w:t xml:space="preserve">데릭: 그랬죠. 잠깐 그 사람을 놓쳤어요. 그래도 제가 장애물을 물었고, 결국 진짜 문제를 말해 줬어요. 잊기 전에 적어 둬요.</w:t>
       </w:r>
     </w:p>
     <w:bookmarkEnd w:id="22"/>
@@ -1195,13 +1195,13 @@
         </w:numPr>
       </w:pPr>
       <w:r>
-        <w:t xml:space="preserve">DEREK: Ten years ago, you switched to Kessler. For me.</w:t>
-      </w:r>
-      <w:r>
-        <w:t xml:space="preserve"> </w:t>
-      </w:r>
-      <w:r>
-        <w:t xml:space="preserve">데릭: 10년 전에 케슬러로 바꾸셨죠. 저 때문에.</w:t>
+        <w:t xml:space="preserve">DEREK: Ten years ago, you switched to Kessler, and you did it because of me. I came every Tuesday for nine months before you said yes. I haven’t forgotten that.</w:t>
+      </w:r>
+      <w:r>
+        <w:t xml:space="preserve"> </w:t>
+      </w:r>
+      <w:r>
+        <w:t xml:space="preserve">데릭: 10년 전에 케슬러로 바꾸셨죠. 저 때문에요. 승낙하시기 전까지 9개월 동안 매주 화요일 찾아왔었죠. 그거 잊지 않았어요.</w:t>
       </w:r>
     </w:p>
     <w:p>
@@ -1212,13 +1212,13 @@
         </w:numPr>
       </w:pPr>
       <w:r>
-        <w:t xml:space="preserve">WADE: Nine months of Tuesdays. I remember the coffee.</w:t>
-      </w:r>
-      <w:r>
-        <w:t xml:space="preserve"> </w:t>
-      </w:r>
-      <w:r>
-        <w:t xml:space="preserve">웨이드: 9개월의 화요일. 커피 기억나요.</w:t>
+        <w:t xml:space="preserve">WADE: And I remember the coffee. It was terrible.</w:t>
+      </w:r>
+      <w:r>
+        <w:t xml:space="preserve"> </w:t>
+      </w:r>
+      <w:r>
+        <w:t xml:space="preserve">웨이드: 그리고 커피 기억나요. 끔찍했죠.</w:t>
       </w:r>
     </w:p>
     <w:p>
@@ -1297,13 +1297,13 @@
         </w:numPr>
       </w:pPr>
       <w:r>
-        <w:t xml:space="preserve">DEREK: So you can judge it. Not trust me. Judge it.</w:t>
-      </w:r>
-      <w:r>
-        <w:t xml:space="preserve"> </w:t>
-      </w:r>
-      <w:r>
-        <w:t xml:space="preserve">데릭: 판단하실 수 있게요. 절 믿는 게 아니라. 판단하시라고요.</w:t>
+        <w:t xml:space="preserve">DEREK: So you can judge it yourself. Ten syringes, two doctors, real patients. I don’t want you to trust me because of the old days. I want you to judge the product.</w:t>
+      </w:r>
+      <w:r>
+        <w:t xml:space="preserve"> </w:t>
+      </w:r>
+      <w:r>
+        <w:t xml:space="preserve">데릭: 직접 판단하실 수 있게요. 주사기 10개, 의사 두 분, 실제 환자. 옛날 정 때문에 절 믿으시길 바라지 않아요. 제품을 판단해 주시길 바라요.</w:t>
       </w:r>
     </w:p>
     <w:p>
@@ -1331,13 +1331,13 @@
         </w:numPr>
       </w:pPr>
       <w:r>
-        <w:t xml:space="preserve">DEREK: Same as everyone. Three ninety-five. I can’t do better. Nobody can.</w:t>
-      </w:r>
-      <w:r>
-        <w:t xml:space="preserve"> </w:t>
-      </w:r>
-      <w:r>
-        <w:t xml:space="preserve">데릭: 모두와 같아요. 395. 더 해 드릴 수 없어요. 아무도 못 해요.</w:t>
+        <w:t xml:space="preserve">DEREK: Same as everyone, three ninety-five. I can’t do better, and nobody at Veyra can. If I gave you a secret discount, I’d have to lie to the next clinic.</w:t>
+      </w:r>
+      <w:r>
+        <w:t xml:space="preserve"> </w:t>
+      </w:r>
+      <w:r>
+        <w:t xml:space="preserve">데릭: 모두와 같아요. 395. 더 해 드릴 수 없고, 베이라의 누구도 못 해요. 비밀 할인을 해 드리면, 다음 병원에 거짓말을 해야 하니까요.</w:t>
       </w:r>
     </w:p>
     <w:p>
@@ -1813,13 +1813,13 @@
         </w:numPr>
       </w:pPr>
       <w:r>
-        <w:t xml:space="preserve">KEISHA: Not yet. But I’ve injected for eight years. I’m good.</w:t>
-      </w:r>
-      <w:r>
-        <w:t xml:space="preserve"> </w:t>
-      </w:r>
-      <w:r>
-        <w:t xml:space="preserve">키샤: 아직이요. 하지만 8년 시술했어요. 잘해요.</w:t>
+        <w:t xml:space="preserve">KEISHA: Not yet. But I’ve injected for eight years, and I’ve never had a serious problem. I read your card twice already. Honestly, I think I’m good.</w:t>
+      </w:r>
+      <w:r>
+        <w:t xml:space="preserve"> </w:t>
+      </w:r>
+      <w:r>
+        <w:t xml:space="preserve">키샤: 아직이요. 하지만 8년 동안 시술했고, 심각한 문제는 한 번도 없었어요. 카드도 벌써 두 번 읽었어요. 솔직히 전 괜찮다고 생각해요.</w:t>
       </w:r>
     </w:p>
     <w:p>
@@ -1881,13 +1881,13 @@
         </w:numPr>
       </w:pPr>
       <w:r>
-        <w:t xml:space="preserve">DEREK: Today, yes. Training first. Every customer. Our CEO included.</w:t>
-      </w:r>
-      <w:r>
-        <w:t xml:space="preserve"> </w:t>
-      </w:r>
-      <w:r>
-        <w:t xml:space="preserve">데릭: 오늘은요. 교육 먼저. 모든 고객. 우리 CEO까지 포함해서.</w:t>
+        <w:t xml:space="preserve">DEREK: Today, yes. Training comes first for every customer, our CEO included. It’s not about your skill. It’s about making sure everyone in your clinic knows the same emergency steps.</w:t>
+      </w:r>
+      <w:r>
+        <w:t xml:space="preserve"> </w:t>
+      </w:r>
+      <w:r>
+        <w:t xml:space="preserve">데릭: 오늘은요. 교육은 모든 고객에게 먼저예요. 우리 CEO까지 포함해서요. 당신 실력 문제가 아니에요. 클리닉의 모든 사람이 같은 응급 단계를 알게 하려는 거예요.</w:t>
       </w:r>
     </w:p>
     <w:p>
@@ -2017,13 +2017,13 @@
         </w:numPr>
       </w:pPr>
       <w:r>
-        <w:t xml:space="preserve">KEISHA: You know what? That makes me trust you more. Not less.</w:t>
-      </w:r>
-      <w:r>
-        <w:t xml:space="preserve"> </w:t>
-      </w:r>
-      <w:r>
-        <w:t xml:space="preserve">키샤: 그거 알아요? 그래서 오히려 더 믿음이 가요. 덜이 아니라.</w:t>
+        <w:t xml:space="preserve">KEISHA: You know what? That makes me trust you more, not less. Most reps would happily take my money today, and then I’d never see them in this clinic again.</w:t>
+      </w:r>
+      <w:r>
+        <w:t xml:space="preserve"> </w:t>
+      </w:r>
+      <w:r>
+        <w:t xml:space="preserve">키샤: 그거 알아요? 그래서 오히려 더 믿음이 가요. 덜이 아니라. 대부분의 영업 사원은 오늘 기꺼이 제 돈을 받고, 그 뒤로 이 클리닉에서 다신 볼 수 없었을 거예요.</w:t>
       </w:r>
     </w:p>
     <w:p>
@@ -2146,13 +2146,13 @@
         </w:numPr>
       </w:pPr>
       <w:r>
-        <w:t xml:space="preserve">DEREK: I know. I saw your face. Old Derek would have taken it.</w:t>
-      </w:r>
-      <w:r>
-        <w:t xml:space="preserve"> </w:t>
-      </w:r>
-      <w:r>
-        <w:t xml:space="preserve">데릭: 알아요. 얼굴 봤어요. 예전 데릭이었으면 받았을 거예요.</w:t>
+        <w:t xml:space="preserve">DEREK: I know. I saw your face. Old Derek would have taken it, called it a win, and worried about training later. That’s how I hit my numbers at Kessler for years.</w:t>
+      </w:r>
+      <w:r>
+        <w:t xml:space="preserve"> </w:t>
+      </w:r>
+      <w:r>
+        <w:t xml:space="preserve">데릭: 알아요. 얼굴 봤어요. 예전 데릭이었으면 받고, 승리라고 부르고, 교육 걱정은 나중에 했을 거예요. 케슬러에서 몇 년 동안 그렇게 실적을 맞췄죠.</w:t>
       </w:r>
     </w:p>
     <w:p>
@@ -2265,13 +2265,13 @@
         </w:numPr>
       </w:pPr>
       <w:r>
-        <w:t xml:space="preserve">AVA: Twenty syringes. She said patients loved it. And the nurses feel ready.</w:t>
-      </w:r>
-      <w:r>
-        <w:t xml:space="preserve"> </w:t>
-      </w:r>
-      <w:r>
-        <w:t xml:space="preserve">에이바: 주사기 20개. 환자들이 아주 좋아했대요. 그리고 간호사들이 준비됐다고 느낀대요.</w:t>
+        <w:t xml:space="preserve">AVA: Twenty syringes. Dr. Nguyen said her patients loved the results, and the nurses feel ready because of the training. She didn’t even ask about a discount. She just reordered.</w:t>
+      </w:r>
+      <w:r>
+        <w:t xml:space="preserve"> </w:t>
+      </w:r>
+      <w:r>
+        <w:t xml:space="preserve">에이바: 주사기 20개요. 응우옌 선생님 말로는 환자들이 결과를 아주 좋아했고, 교육 덕분에 간호사들도 준비됐다고 느낀대요. 할인 얘기도 안 했어요. 그냥 재주문했어요.</w:t>
       </w:r>
     </w:p>
     <w:p>
@@ -2351,7 +2351,7 @@
     </w:p>
     <w:bookmarkEnd w:id="25"/>
     <w:bookmarkEnd w:id="26"/>
-    <w:bookmarkStart w:id="30" w:name="학습-부록"/>
+    <w:bookmarkStart w:id="31" w:name="학습-부록"/>
     <w:p>
       <w:pPr>
         <w:pStyle w:val="Heading2"/>
@@ -3408,8 +3408,281 @@
       </w:tr>
     </w:tbl>
     <w:bookmarkEnd w:id="29"/>
+    <w:bookmarkStart w:id="30" w:name="긴-발화-분석"/>
+    <w:p>
+      <w:pPr>
+        <w:pStyle w:val="Heading3"/>
+      </w:pPr>
+      <w:r>
+        <w:t xml:space="preserve">④ 긴 발화 분석</w:t>
+      </w:r>
+    </w:p>
+    <w:p>
+      <w:pPr>
+        <w:pStyle w:val="BlockText"/>
+      </w:pPr>
+      <w:r>
+        <w:rPr>
+          <w:bCs/>
+          <w:b/>
+        </w:rPr>
+        <w:t xml:space="preserve">94턴 DEREK:</w:t>
+      </w:r>
+      <w:r>
+        <w:t xml:space="preserve"> </w:t>
+      </w:r>
+      <w:r>
+        <w:t xml:space="preserve">“</w:t>
+      </w:r>
+      <w:r>
+        <w:t xml:space="preserve">Today, yes. Training comes first for every customer, our CEO included. It’s not about your skill. It’s about making sure everyone in your clinic knows the same emergency steps.</w:t>
+      </w:r>
+      <w:r>
+        <w:t xml:space="preserve">”</w:t>
+      </w:r>
+    </w:p>
+    <w:tbl>
+      <w:tblPr>
+        <w:tblStyle w:val="Table"/>
+        <w:tblW w:type="pct" w:w="5000"/>
+        <w:tblLook w:firstRow="1" w:lastRow="0" w:firstColumn="0" w:lastColumn="0" w:noHBand="0" w:noVBand="0" w:val="0020"/>
+        <w:jc w:val="start"/>
+      </w:tblPr>
+      <w:tblGrid>
+        <w:gridCol w:w="2640"/>
+        <w:gridCol w:w="2640"/>
+        <w:gridCol w:w="2640"/>
+      </w:tblGrid>
+      <w:tr>
+        <w:trPr>
+          <w:tblHeader w:val="true"/>
+        </w:trPr>
+        <w:tc>
+          <w:tcPr/>
+          <w:p>
+            <w:pPr>
+              <w:pStyle w:val="Compact"/>
+              <w:jc w:val="left"/>
+            </w:pPr>
+            <w:r>
+              <w:t xml:space="preserve">구조</w:t>
+            </w:r>
+          </w:p>
+        </w:tc>
+        <w:tc>
+          <w:tcPr/>
+          <w:p>
+            <w:pPr>
+              <w:pStyle w:val="Compact"/>
+              <w:jc w:val="left"/>
+            </w:pPr>
+            <w:r>
+              <w:t xml:space="preserve">영어</w:t>
+            </w:r>
+          </w:p>
+        </w:tc>
+        <w:tc>
+          <w:tcPr/>
+          <w:p>
+            <w:pPr>
+              <w:pStyle w:val="Compact"/>
+              <w:jc w:val="left"/>
+            </w:pPr>
+            <w:r>
+              <w:t xml:space="preserve">기능</w:t>
+            </w:r>
+          </w:p>
+        </w:tc>
+      </w:tr>
+      <w:tr>
+        <w:tc>
+          <w:tcPr/>
+          <w:p>
+            <w:pPr>
+              <w:pStyle w:val="Compact"/>
+              <w:jc w:val="left"/>
+            </w:pPr>
+            <w:r>
+              <w:t xml:space="preserve">① 결론(짧은 인정)</w:t>
+            </w:r>
+          </w:p>
+        </w:tc>
+        <w:tc>
+          <w:tcPr/>
+          <w:p>
+            <w:pPr>
+              <w:pStyle w:val="Compact"/>
+              <w:jc w:val="left"/>
+            </w:pPr>
+            <w:r>
+              <w:t xml:space="preserve">Today, yes.</w:t>
+            </w:r>
+          </w:p>
+        </w:tc>
+        <w:tc>
+          <w:tcPr/>
+          <w:p>
+            <w:pPr>
+              <w:pStyle w:val="Compact"/>
+              <w:jc w:val="left"/>
+            </w:pPr>
+            <w:r>
+              <w:t xml:space="preserve">거절을 돌려 말하지 않고 먼저 분명히</w:t>
+            </w:r>
+          </w:p>
+        </w:tc>
+      </w:tr>
+      <w:tr>
+        <w:tc>
+          <w:tcPr/>
+          <w:p>
+            <w:pPr>
+              <w:pStyle w:val="Compact"/>
+              <w:jc w:val="left"/>
+            </w:pPr>
+            <w:r>
+              <w:t xml:space="preserve">② 원칙(예외 없음)</w:t>
+            </w:r>
+          </w:p>
+        </w:tc>
+        <w:tc>
+          <w:tcPr/>
+          <w:p>
+            <w:pPr>
+              <w:pStyle w:val="Compact"/>
+              <w:jc w:val="left"/>
+            </w:pPr>
+            <w:r>
+              <w:t xml:space="preserve">Training comes first for every customer, our CEO included.</w:t>
+            </w:r>
+          </w:p>
+        </w:tc>
+        <w:tc>
+          <w:tcPr/>
+          <w:p>
+            <w:pPr>
+              <w:pStyle w:val="Compact"/>
+              <w:jc w:val="left"/>
+            </w:pPr>
+            <w:r>
+              <w:t xml:space="preserve">개인이 아닌 규칙 때문임을, CEO까지 예로 들어 공정하게</w:t>
+            </w:r>
+          </w:p>
+        </w:tc>
+      </w:tr>
+      <w:tr>
+        <w:tc>
+          <w:tcPr/>
+          <w:p>
+            <w:pPr>
+              <w:pStyle w:val="Compact"/>
+              <w:jc w:val="left"/>
+            </w:pPr>
+            <w:r>
+              <w:t xml:space="preserve">③ 체면 지켜 주기 + 진짜 이유</w:t>
+            </w:r>
+          </w:p>
+        </w:tc>
+        <w:tc>
+          <w:tcPr/>
+          <w:p>
+            <w:pPr>
+              <w:pStyle w:val="Compact"/>
+              <w:jc w:val="left"/>
+            </w:pPr>
+            <w:r>
+              <w:t xml:space="preserve">It’s not about your skill. It’s about making sure everyone in your clinic knows the same emergency steps.</w:t>
+            </w:r>
+          </w:p>
+        </w:tc>
+        <w:tc>
+          <w:tcPr/>
+          <w:p>
+            <w:pPr>
+              <w:pStyle w:val="Compact"/>
+              <w:jc w:val="left"/>
+            </w:pPr>
+            <w:r>
+              <w:t xml:space="preserve">“</w:t>
+            </w:r>
+            <w:r>
+              <w:t xml:space="preserve">A가 아니라 B</w:t>
+            </w:r>
+            <w:r>
+              <w:t xml:space="preserve">”</w:t>
+            </w:r>
+            <w:r>
+              <w:t xml:space="preserve">로 상대 실력을 존중하고 목적을 설명</w:t>
+            </w:r>
+          </w:p>
+        </w:tc>
+      </w:tr>
+    </w:tbl>
+    <w:p>
+      <w:pPr>
+        <w:pStyle w:val="BodyText"/>
+      </w:pPr>
+      <w:r>
+        <w:rPr>
+          <w:bCs/>
+          <w:b/>
+        </w:rPr>
+        <w:t xml:space="preserve">활용 패턴:</w:t>
+      </w:r>
+      <w:r>
+        <w:t xml:space="preserve"> </w:t>
+      </w:r>
+      <w:r>
+        <w:t xml:space="preserve">짧은 결론 → 예외 없는 원칙 →</w:t>
+      </w:r>
+      <w:r>
+        <w:t xml:space="preserve"> </w:t>
+      </w:r>
+      <w:r>
+        <w:t xml:space="preserve">“</w:t>
+      </w:r>
+      <w:r>
+        <w:t xml:space="preserve">It’s not about A. It’s about B.</w:t>
+      </w:r>
+      <w:r>
+        <w:t xml:space="preserve">”</w:t>
+      </w:r>
+      <w:r>
+        <w:t xml:space="preserve"> </w:t>
+      </w:r>
+      <w:r>
+        <w:rPr>
+          <w:bCs/>
+          <w:b/>
+        </w:rPr>
+        <w:t xml:space="preserve">연결 표현:</w:t>
+      </w:r>
+      <w:r>
+        <w:t xml:space="preserve"> </w:t>
+      </w:r>
+      <w:r>
+        <w:t xml:space="preserve">comes first(우선이다) · ~ included(~도 포함해서) · It’s not about… It’s about…(~ 문제가 아니라 ~ 문제다)</w:t>
+      </w:r>
+      <w:r>
+        <w:t xml:space="preserve"> </w:t>
+      </w:r>
+      <w:r>
+        <w:rPr>
+          <w:bCs/>
+          <w:b/>
+        </w:rPr>
+        <w:t xml:space="preserve">연습:</w:t>
+      </w:r>
+      <w:r>
+        <w:t xml:space="preserve"> </w:t>
+      </w:r>
+      <w:r>
+        <w:t xml:space="preserve">계약서 없이 작업을 시작해 달라는 오랜 고객에게 같은 구조로 30단어 안팎으로 거절해 보기.</w:t>
+      </w:r>
+    </w:p>
     <w:bookmarkEnd w:id="30"/>
     <w:bookmarkEnd w:id="31"/>
+    <w:bookmarkEnd w:id="32"/>
     <w:sectPr/>
   </w:body>
 </w:document>

--- a/대본/4부/03화_First_Orders.docx
+++ b/대본/4부/03화_First_Orders.docx
@@ -2,7 +2,7 @@
 <file path=word/document.xml><?xml version="1.0" encoding="utf-8"?>
 <w:document xmlns:w="http://schemas.openxmlformats.org/wordprocessingml/2006/main" xmlns:m="http://schemas.openxmlformats.org/officeDocument/2006/math" xmlns:r="http://schemas.openxmlformats.org/officeDocument/2006/relationships" xmlns:o="urn:schemas-microsoft-com:office:office" xmlns:v="urn:schemas-microsoft-com:vml" xmlns:w10="urn:schemas-microsoft-com:office:word" xmlns:a="http://schemas.openxmlformats.org/drawingml/2006/main" xmlns:pic="http://schemas.openxmlformats.org/drawingml/2006/picture" xmlns:wp="http://schemas.openxmlformats.org/drawingml/2006/wordprocessingDrawing">
   <w:body>
-    <w:bookmarkStart w:id="32" w:name="ship-it-4부-3화"/>
+    <w:bookmarkStart w:id="38" w:name="ship-it-4부-3화"/>
     <w:p>
       <w:pPr>
         <w:pStyle w:val="Heading1"/>
@@ -198,257 +198,122 @@
     </w:p>
     <w:p>
       <w:pPr>
-        <w:numPr>
-          <w:ilvl w:val="0"/>
-          <w:numId w:val="1001"/>
-        </w:numPr>
+        <w:pStyle w:val="FirstParagraph"/>
       </w:pPr>
       <w:r>
         <w:t xml:space="preserve">DEREK: Six visits today. Zero orders expected. Is that okay with you?</w:t>
       </w:r>
-      <w:r>
-        <w:t xml:space="preserve"> </w:t>
-      </w:r>
-      <w:r>
-        <w:t xml:space="preserve">데릭: 오늘 방문 여섯 곳. 주문 예상치는 0. 괜찮아요?</w:t>
-      </w:r>
-    </w:p>
-    <w:p>
-      <w:pPr>
-        <w:numPr>
-          <w:ilvl w:val="0"/>
-          <w:numId w:val="1001"/>
-        </w:numPr>
+    </w:p>
+    <w:p>
+      <w:pPr>
+        <w:pStyle w:val="BodyText"/>
       </w:pPr>
       <w:r>
         <w:t xml:space="preserve">NOAH: Zero? My forecast says two orders a day per rep.</w:t>
       </w:r>
-      <w:r>
-        <w:t xml:space="preserve"> </w:t>
-      </w:r>
-      <w:r>
-        <w:t xml:space="preserve">노아: 0이요? 내 예측엔 영업 사원당 하루 두 건인데.</w:t>
-      </w:r>
-    </w:p>
-    <w:p>
-      <w:pPr>
-        <w:numPr>
-          <w:ilvl w:val="0"/>
-          <w:numId w:val="1001"/>
-        </w:numPr>
+    </w:p>
+    <w:p>
+      <w:pPr>
+        <w:pStyle w:val="BodyText"/>
       </w:pPr>
       <w:r>
         <w:t xml:space="preserve">DEREK: That’s exactly why you’re in my car. Forecasts are made in offices, but orders are made in waiting rooms, and most first visits end with no order at all.</w:t>
       </w:r>
-      <w:r>
-        <w:t xml:space="preserve"> </w:t>
-      </w:r>
-      <w:r>
-        <w:t xml:space="preserve">데릭: 바로 그래서 당신이 내 차에 탄 거예요. 예측은 사무실에서 만들어지지만, 주문은 대기실에서 만들어져요. 그리고 첫 방문은 대부분 주문 없이 끝나요.</w:t>
-      </w:r>
-    </w:p>
-    <w:p>
-      <w:pPr>
-        <w:numPr>
-          <w:ilvl w:val="0"/>
-          <w:numId w:val="1001"/>
-        </w:numPr>
+    </w:p>
+    <w:p>
+      <w:pPr>
+        <w:pStyle w:val="BodyText"/>
       </w:pPr>
       <w:r>
         <w:t xml:space="preserve">NOAH: Fine. What are the rules?</w:t>
       </w:r>
-      <w:r>
-        <w:t xml:space="preserve"> </w:t>
-      </w:r>
-      <w:r>
-        <w:t xml:space="preserve">노아: 좋아요. 규칙은요?</w:t>
-      </w:r>
-    </w:p>
-    <w:p>
-      <w:pPr>
-        <w:numPr>
-          <w:ilvl w:val="0"/>
-          <w:numId w:val="1001"/>
-        </w:numPr>
+    </w:p>
+    <w:p>
+      <w:pPr>
+        <w:pStyle w:val="BodyText"/>
       </w:pPr>
       <w:r>
         <w:t xml:space="preserve">DEREK: Rule one. The front desk is a customer. Never go around them.</w:t>
       </w:r>
-      <w:r>
-        <w:t xml:space="preserve"> </w:t>
-      </w:r>
-      <w:r>
-        <w:t xml:space="preserve">데릭: 규칙 1. 프런트도 고객이에요. 절대 그 사람들을 건너뛰지 마요.</w:t>
-      </w:r>
-    </w:p>
-    <w:p>
-      <w:pPr>
-        <w:numPr>
-          <w:ilvl w:val="0"/>
-          <w:numId w:val="1001"/>
-        </w:numPr>
+    </w:p>
+    <w:p>
+      <w:pPr>
+        <w:pStyle w:val="BodyText"/>
       </w:pPr>
       <w:r>
         <w:t xml:space="preserve">NOAH: Even if the doctor is right there?</w:t>
       </w:r>
-      <w:r>
-        <w:t xml:space="preserve"> </w:t>
-      </w:r>
-      <w:r>
-        <w:t xml:space="preserve">노아: 의사가 바로 거기 있어도요?</w:t>
-      </w:r>
-    </w:p>
-    <w:p>
-      <w:pPr>
-        <w:numPr>
-          <w:ilvl w:val="0"/>
-          <w:numId w:val="1001"/>
-        </w:numPr>
+    </w:p>
+    <w:p>
+      <w:pPr>
+        <w:pStyle w:val="BodyText"/>
       </w:pPr>
       <w:r>
         <w:t xml:space="preserve">DEREK: Especially then. The front desk controls the calendar, the phone, and the doctor’s mood. Go around Brenda once, and she remembers it forever. And so does every Brenda she knows.</w:t>
       </w:r>
-      <w:r>
-        <w:t xml:space="preserve"> </w:t>
-      </w:r>
-      <w:r>
-        <w:t xml:space="preserve">데릭: 특히 그럴 때요. 프런트가 일정, 전화, 의사 기분까지 쥐고 있어요. 브렌다를 한 번 건너뛰면, 그녀는 그걸 영원히 기억해요. 그녀가 아는 모든 브렌다도요.</w:t>
-      </w:r>
-    </w:p>
-    <w:p>
-      <w:pPr>
-        <w:numPr>
-          <w:ilvl w:val="0"/>
-          <w:numId w:val="1001"/>
-        </w:numPr>
+    </w:p>
+    <w:p>
+      <w:pPr>
+        <w:pStyle w:val="BodyText"/>
       </w:pPr>
       <w:r>
         <w:t xml:space="preserve">NOAH: Who’s Brenda?</w:t>
       </w:r>
-      <w:r>
-        <w:t xml:space="preserve"> </w:t>
-      </w:r>
-      <w:r>
-        <w:t xml:space="preserve">노아: 브렌다가 누구예요?</w:t>
-      </w:r>
-    </w:p>
-    <w:p>
-      <w:pPr>
-        <w:numPr>
-          <w:ilvl w:val="0"/>
-          <w:numId w:val="1001"/>
-        </w:numPr>
+    </w:p>
+    <w:p>
+      <w:pPr>
+        <w:pStyle w:val="BodyText"/>
       </w:pPr>
       <w:r>
         <w:t xml:space="preserve">DEREK: Every clinic has a Brenda. Our first stop has the real one.</w:t>
       </w:r>
-      <w:r>
-        <w:t xml:space="preserve"> </w:t>
-      </w:r>
-      <w:r>
-        <w:t xml:space="preserve">데릭: 모든 병원엔 브렌다가 있어요. 첫 번째 방문지엔 진짜 브렌다가 있고요.</w:t>
-      </w:r>
-    </w:p>
-    <w:p>
-      <w:pPr>
-        <w:numPr>
-          <w:ilvl w:val="0"/>
-          <w:numId w:val="1001"/>
-        </w:numPr>
+    </w:p>
+    <w:p>
+      <w:pPr>
+        <w:pStyle w:val="BodyText"/>
       </w:pPr>
       <w:r>
         <w:t xml:space="preserve">NOAH: Rule two?</w:t>
       </w:r>
-      <w:r>
-        <w:t xml:space="preserve"> </w:t>
-      </w:r>
-      <w:r>
-        <w:t xml:space="preserve">노아: 규칙 2?</w:t>
-      </w:r>
-    </w:p>
-    <w:p>
-      <w:pPr>
-        <w:numPr>
-          <w:ilvl w:val="0"/>
-          <w:numId w:val="1001"/>
-        </w:numPr>
+    </w:p>
+    <w:p>
+      <w:pPr>
+        <w:pStyle w:val="BodyText"/>
       </w:pPr>
       <w:r>
         <w:t xml:space="preserve">DEREK: One goal per visit. Not a sale. The next step.</w:t>
       </w:r>
-      <w:r>
-        <w:t xml:space="preserve"> </w:t>
-      </w:r>
-      <w:r>
-        <w:t xml:space="preserve">데릭: 방문 한 번에 목표 하나. 판매가 아니라. 다음 단계.</w:t>
-      </w:r>
-    </w:p>
-    <w:p>
-      <w:pPr>
-        <w:numPr>
-          <w:ilvl w:val="0"/>
-          <w:numId w:val="1001"/>
-        </w:numPr>
+    </w:p>
+    <w:p>
+      <w:pPr>
+        <w:pStyle w:val="BodyText"/>
       </w:pPr>
       <w:r>
         <w:t xml:space="preserve">NOAH: What kind of next step?</w:t>
       </w:r>
-      <w:r>
-        <w:t xml:space="preserve"> </w:t>
-      </w:r>
-      <w:r>
-        <w:t xml:space="preserve">노아: 어떤 다음 단계요?</w:t>
-      </w:r>
-    </w:p>
-    <w:p>
-      <w:pPr>
-        <w:numPr>
-          <w:ilvl w:val="0"/>
-          <w:numId w:val="1001"/>
-        </w:numPr>
+    </w:p>
+    <w:p>
+      <w:pPr>
+        <w:pStyle w:val="BodyText"/>
       </w:pPr>
       <w:r>
         <w:t xml:space="preserve">DEREK: A second meeting. A training date. A name. Anything that moves.</w:t>
       </w:r>
-      <w:r>
-        <w:t xml:space="preserve"> </w:t>
-      </w:r>
-      <w:r>
-        <w:t xml:space="preserve">데릭: 두 번째 미팅. 교육 날짜. 이름 하나. 움직이는 거면 뭐든.</w:t>
-      </w:r>
-    </w:p>
-    <w:p>
-      <w:pPr>
-        <w:numPr>
-          <w:ilvl w:val="0"/>
-          <w:numId w:val="1001"/>
-        </w:numPr>
+    </w:p>
+    <w:p>
+      <w:pPr>
+        <w:pStyle w:val="BodyText"/>
       </w:pPr>
       <w:r>
         <w:t xml:space="preserve">NOAH: And rule three?</w:t>
       </w:r>
-      <w:r>
-        <w:t xml:space="preserve"> </w:t>
-      </w:r>
-      <w:r>
-        <w:t xml:space="preserve">노아: 그리고 규칙 3?</w:t>
-      </w:r>
-    </w:p>
-    <w:p>
-      <w:pPr>
-        <w:numPr>
-          <w:ilvl w:val="0"/>
-          <w:numId w:val="1001"/>
-        </w:numPr>
+    </w:p>
+    <w:p>
+      <w:pPr>
+        <w:pStyle w:val="BodyText"/>
       </w:pPr>
       <w:r>
         <w:t xml:space="preserve">DEREK: You’re the CEO. But today, you’re my intern. Talk less.</w:t>
-      </w:r>
-      <w:r>
-        <w:t xml:space="preserve"> </w:t>
-      </w:r>
-      <w:r>
-        <w:t xml:space="preserve">데릭: 당신은 CEO예요. 하지만 오늘은 내 인턴이에요. 말 줄여요.</w:t>
       </w:r>
     </w:p>
     <w:bookmarkEnd w:id="21"/>
@@ -463,633 +328,300 @@
     </w:p>
     <w:p>
       <w:pPr>
-        <w:numPr>
-          <w:ilvl w:val="0"/>
-          <w:numId w:val="1002"/>
-        </w:numPr>
+        <w:pStyle w:val="FirstParagraph"/>
       </w:pPr>
       <w:r>
         <w:t xml:space="preserve">BRENDA: Good morning. Dr. Patel doesn’t see reps. It’s on the sign.</w:t>
       </w:r>
+    </w:p>
+    <w:p>
+      <w:pPr>
+        <w:pStyle w:val="BodyText"/>
+      </w:pPr>
+      <w:r>
+        <w:t xml:space="preserve">DEREK: Morning, Brenda. I saw the sign. I’m not here for Dr. Patel.</w:t>
+      </w:r>
+    </w:p>
+    <w:p>
+      <w:pPr>
+        <w:pStyle w:val="BodyText"/>
+      </w:pPr>
+      <w:r>
+        <w:t xml:space="preserve">BRENDA: Then who are you here for?</w:t>
+      </w:r>
+    </w:p>
+    <w:p>
+      <w:pPr>
+        <w:pStyle w:val="BodyText"/>
+      </w:pPr>
+      <w:r>
+        <w:t xml:space="preserve">DEREK: You. How’s the new scheduling system? Still crashing on Mondays?</w:t>
+      </w:r>
+    </w:p>
+    <w:p>
+      <w:pPr>
+        <w:pStyle w:val="BodyText"/>
+      </w:pPr>
+      <w:r>
+        <w:t xml:space="preserve">BRENDA: Ugh. Every Monday. How do you know that?</w:t>
+      </w:r>
+    </w:p>
+    <w:p>
+      <w:pPr>
+        <w:pStyle w:val="BodyText"/>
+      </w:pPr>
+      <w:r>
+        <w:t xml:space="preserve">DEREK: Three clinics on this street use it. Same problem. Clear the cache at 7:55.</w:t>
+      </w:r>
+    </w:p>
+    <w:p>
+      <w:pPr>
+        <w:pStyle w:val="BodyText"/>
+      </w:pPr>
+      <w:r>
+        <w:t xml:space="preserve">BRENDA: …That might actually work. Who’s your friend?</w:t>
+      </w:r>
+    </w:p>
+    <w:p>
+      <w:pPr>
+        <w:pStyle w:val="BodyText"/>
+      </w:pPr>
+      <w:r>
+        <w:t xml:space="preserve">NOAH: Noah. I’m… Derek’s intern today.</w:t>
+      </w:r>
+    </w:p>
+    <w:p>
+      <w:pPr>
+        <w:pStyle w:val="BodyText"/>
+      </w:pPr>
+      <w:r>
+        <w:t xml:space="preserve">DEREK: Brenda, one thing. For your nurses. Not a brochure. An emergency card.</w:t>
+      </w:r>
+    </w:p>
+    <w:p>
+      <w:pPr>
+        <w:pStyle w:val="BodyText"/>
+      </w:pPr>
+      <w:r>
+        <w:t xml:space="preserve">BRENDA:</w:t>
+      </w:r>
       <w:r>
         <w:t xml:space="preserve"> </w:t>
       </w:r>
       <w:r>
-        <w:t xml:space="preserve">브렌다: 좋은 아침이에요. 파텔 선생님은 영업 사원을 안 만나세요. 안내문에 있어요.</w:t>
-      </w:r>
-    </w:p>
-    <w:p>
-      <w:pPr>
-        <w:numPr>
-          <w:ilvl w:val="0"/>
-          <w:numId w:val="1002"/>
-        </w:numPr>
-      </w:pPr>
-      <w:r>
-        <w:t xml:space="preserve">DEREK: Morning, Brenda. I saw the sign. I’m not here for Dr. Patel.</w:t>
+        <w:t xml:space="preserve">“</w:t>
+      </w:r>
+      <w:r>
+        <w:t xml:space="preserve">The First Ten Seconds.</w:t>
+      </w:r>
+      <w:r>
+        <w:t xml:space="preserve">”</w:t>
       </w:r>
       <w:r>
         <w:t xml:space="preserve"> </w:t>
       </w:r>
       <w:r>
-        <w:t xml:space="preserve">데릭: 좋은 아침, 브렌다. 안내문 봤어요. 파텔 선생님 뵈러 온 거 아니에요.</w:t>
-      </w:r>
-    </w:p>
-    <w:p>
-      <w:pPr>
-        <w:numPr>
-          <w:ilvl w:val="0"/>
-          <w:numId w:val="1002"/>
-        </w:numPr>
-      </w:pPr>
-      <w:r>
-        <w:t xml:space="preserve">BRENDA: Then who are you here for?</w:t>
-      </w:r>
-      <w:r>
-        <w:t xml:space="preserve"> </w:t>
-      </w:r>
-      <w:r>
-        <w:t xml:space="preserve">브렌다: 그럼 누구 보러 왔어요?</w:t>
-      </w:r>
-    </w:p>
-    <w:p>
-      <w:pPr>
-        <w:numPr>
-          <w:ilvl w:val="0"/>
-          <w:numId w:val="1002"/>
-        </w:numPr>
-      </w:pPr>
-      <w:r>
-        <w:t xml:space="preserve">DEREK: You. How’s the new scheduling system? Still crashing on Mondays?</w:t>
-      </w:r>
-      <w:r>
-        <w:t xml:space="preserve"> </w:t>
-      </w:r>
-      <w:r>
-        <w:t xml:space="preserve">데릭: 당신이요. 새 예약 시스템은 어때요? 아직 월요일마다 먹통이에요?</w:t>
-      </w:r>
-    </w:p>
-    <w:p>
-      <w:pPr>
-        <w:numPr>
-          <w:ilvl w:val="0"/>
-          <w:numId w:val="1002"/>
-        </w:numPr>
-      </w:pPr>
-      <w:r>
-        <w:t xml:space="preserve">BRENDA: Ugh. Every Monday. How do you know that?</w:t>
-      </w:r>
-      <w:r>
-        <w:t xml:space="preserve"> </w:t>
-      </w:r>
-      <w:r>
-        <w:t xml:space="preserve">브렌다: 으. 매주 월요일이요. 그걸 어떻게 알아요?</w:t>
-      </w:r>
-    </w:p>
-    <w:p>
-      <w:pPr>
-        <w:numPr>
-          <w:ilvl w:val="0"/>
-          <w:numId w:val="1002"/>
-        </w:numPr>
-      </w:pPr>
-      <w:r>
-        <w:t xml:space="preserve">DEREK: Three clinics on this street use it. Same problem. Clear the cache at 7:55.</w:t>
-      </w:r>
-      <w:r>
-        <w:t xml:space="preserve"> </w:t>
-      </w:r>
-      <w:r>
-        <w:t xml:space="preserve">데릭: 이 거리 병원 세 곳이 그걸 써요. 같은 문제. 7시 55분에 캐시를 지워요.</w:t>
-      </w:r>
-    </w:p>
-    <w:p>
-      <w:pPr>
-        <w:numPr>
-          <w:ilvl w:val="0"/>
-          <w:numId w:val="1002"/>
-        </w:numPr>
-      </w:pPr>
-      <w:r>
-        <w:t xml:space="preserve">BRENDA: …That might actually work. Who’s your friend?</w:t>
-      </w:r>
-      <w:r>
-        <w:t xml:space="preserve"> </w:t>
-      </w:r>
-      <w:r>
-        <w:t xml:space="preserve">브렌다: …그거 진짜 될지도. 친구분은 누구예요?</w:t>
-      </w:r>
-    </w:p>
-    <w:p>
-      <w:pPr>
-        <w:numPr>
-          <w:ilvl w:val="0"/>
-          <w:numId w:val="1002"/>
-        </w:numPr>
-      </w:pPr>
-      <w:r>
-        <w:t xml:space="preserve">NOAH: Noah. I’m… Derek’s intern today.</w:t>
-      </w:r>
-      <w:r>
-        <w:t xml:space="preserve"> </w:t>
-      </w:r>
-      <w:r>
-        <w:t xml:space="preserve">노아: 노아예요. 저는… 오늘 데릭의 인턴이에요.</w:t>
-      </w:r>
-    </w:p>
-    <w:p>
-      <w:pPr>
-        <w:numPr>
-          <w:ilvl w:val="0"/>
-          <w:numId w:val="1002"/>
-        </w:numPr>
-      </w:pPr>
-      <w:r>
-        <w:t xml:space="preserve">DEREK: Brenda, one thing. For your nurses. Not a brochure. An emergency card.</w:t>
-      </w:r>
-      <w:r>
-        <w:t xml:space="preserve"> </w:t>
-      </w:r>
-      <w:r>
-        <w:t xml:space="preserve">데릭: 브렌다, 하나만요. 간호사분들 거예요. 브로슈어 말고. 응급 카드.</w:t>
-      </w:r>
-    </w:p>
-    <w:p>
-      <w:pPr>
-        <w:numPr>
-          <w:ilvl w:val="0"/>
-          <w:numId w:val="1002"/>
-        </w:numPr>
-      </w:pPr>
-      <w:r>
-        <w:t xml:space="preserve">BRENDA:</w:t>
-      </w:r>
-      <w:r>
-        <w:t xml:space="preserve"> </w:t>
-      </w:r>
-      <w:r>
-        <w:t xml:space="preserve">“</w:t>
-      </w:r>
-      <w:r>
-        <w:t xml:space="preserve">The First Ten Seconds.</w:t>
-      </w:r>
-      <w:r>
-        <w:t xml:space="preserve">”</w:t>
-      </w:r>
-      <w:r>
-        <w:t xml:space="preserve"> </w:t>
-      </w:r>
-      <w:r>
         <w:t xml:space="preserve">Is this a sales thing?</w:t>
       </w:r>
-      <w:r>
-        <w:t xml:space="preserve"> </w:t>
-      </w:r>
-      <w:r>
-        <w:t xml:space="preserve">브렌다:</w:t>
-      </w:r>
-      <w:r>
-        <w:t xml:space="preserve"> </w:t>
-      </w:r>
-      <w:r>
-        <w:t xml:space="preserve">“</w:t>
-      </w:r>
-      <w:r>
-        <w:t xml:space="preserve">처음 10초.</w:t>
-      </w:r>
-      <w:r>
-        <w:t xml:space="preserve">”</w:t>
-      </w:r>
-      <w:r>
-        <w:t xml:space="preserve"> </w:t>
-      </w:r>
-      <w:r>
-        <w:t xml:space="preserve">이거 영업용이에요?</w:t>
-      </w:r>
-    </w:p>
-    <w:p>
-      <w:pPr>
-        <w:numPr>
-          <w:ilvl w:val="0"/>
-          <w:numId w:val="1002"/>
-        </w:numPr>
+    </w:p>
+    <w:p>
+      <w:pPr>
+        <w:pStyle w:val="BodyText"/>
       </w:pPr>
       <w:r>
         <w:t xml:space="preserve">DEREK: It’s free. It works with any filler. Even Lumaderm.</w:t>
       </w:r>
-      <w:r>
-        <w:t xml:space="preserve"> </w:t>
-      </w:r>
-      <w:r>
-        <w:t xml:space="preserve">데릭: 무료예요. 어떤 필러에든 써요. 루마덤에도.</w:t>
-      </w:r>
-    </w:p>
-    <w:p>
-      <w:pPr>
-        <w:numPr>
-          <w:ilvl w:val="0"/>
-          <w:numId w:val="1002"/>
-        </w:numPr>
+    </w:p>
+    <w:p>
+      <w:pPr>
+        <w:pStyle w:val="BodyText"/>
       </w:pPr>
       <w:r>
         <w:t xml:space="preserve">BRENDA: Hmm. Our nurse had a scare last year. I’ll give it to her.</w:t>
       </w:r>
-      <w:r>
-        <w:t xml:space="preserve"> </w:t>
-      </w:r>
-      <w:r>
-        <w:t xml:space="preserve">브렌다: 흠. 작년에 우리 간호사가 한 번 식겁했었어요. 전해 줄게요.</w:t>
-      </w:r>
-    </w:p>
-    <w:p>
-      <w:pPr>
-        <w:numPr>
-          <w:ilvl w:val="0"/>
-          <w:numId w:val="1002"/>
-        </w:numPr>
+    </w:p>
+    <w:p>
+      <w:pPr>
+        <w:pStyle w:val="BodyText"/>
       </w:pPr>
       <w:r>
         <w:t xml:space="preserve">DEREK: That’s all. Have a good Monday, Brenda.</w:t>
       </w:r>
-      <w:r>
-        <w:t xml:space="preserve"> </w:t>
-      </w:r>
-      <w:r>
-        <w:t xml:space="preserve">데릭: 그게 다예요. 좋은 월요일 보내요, 브렌다.</w:t>
-      </w:r>
-    </w:p>
-    <w:p>
-      <w:pPr>
-        <w:numPr>
-          <w:ilvl w:val="0"/>
-          <w:numId w:val="1002"/>
-        </w:numPr>
+    </w:p>
+    <w:p>
+      <w:pPr>
+        <w:pStyle w:val="BodyText"/>
       </w:pPr>
       <w:r>
         <w:t xml:space="preserve">NOAH: That’s it? We didn’t even mention our product.</w:t>
       </w:r>
-      <w:r>
-        <w:t xml:space="preserve"> </w:t>
-      </w:r>
-      <w:r>
-        <w:t xml:space="preserve">노아: 그게 다예요? 우리 제품은 말도 안 했잖아요.</w:t>
-      </w:r>
-    </w:p>
-    <w:p>
-      <w:pPr>
-        <w:numPr>
-          <w:ilvl w:val="0"/>
-          <w:numId w:val="1002"/>
-        </w:numPr>
+    </w:p>
+    <w:p>
+      <w:pPr>
+        <w:pStyle w:val="BodyText"/>
       </w:pPr>
       <w:r>
         <w:t xml:space="preserve">DEREK: Next step done. Brenda knows my face now, and she owes me one for the cache trick. When I come back with a product, she’ll open the door. That’s a good visit.</w:t>
       </w:r>
-      <w:r>
-        <w:t xml:space="preserve"> </w:t>
-      </w:r>
-      <w:r>
-        <w:t xml:space="preserve">데릭: 다음 단계 완료. 이제 브렌다가 내 얼굴을 알고, 캐시 요령 덕에 내게 신세를 졌죠. 제품을 들고 다시 오면 문을 열어 줄 거예요. 그게 좋은 방문이에요.</w:t>
-      </w:r>
-    </w:p>
-    <w:p>
-      <w:pPr>
-        <w:numPr>
-          <w:ilvl w:val="0"/>
-          <w:numId w:val="1002"/>
-        </w:numPr>
+    </w:p>
+    <w:p>
+      <w:pPr>
+        <w:pStyle w:val="BodyText"/>
       </w:pPr>
       <w:r>
         <w:t xml:space="preserve">NOAH: Visit two?</w:t>
       </w:r>
-      <w:r>
-        <w:t xml:space="preserve"> </w:t>
-      </w:r>
-      <w:r>
-        <w:t xml:space="preserve">노아: 방문 2는요?</w:t>
-      </w:r>
-    </w:p>
-    <w:p>
-      <w:pPr>
-        <w:numPr>
-          <w:ilvl w:val="0"/>
-          <w:numId w:val="1002"/>
-        </w:numPr>
+    </w:p>
+    <w:p>
+      <w:pPr>
+        <w:pStyle w:val="BodyText"/>
       </w:pPr>
       <w:r>
         <w:t xml:space="preserve">DEREK: Dr. Omar Haddad. Very busy. We’ll get him in a hallway. Five minutes. Max.</w:t>
       </w:r>
-      <w:r>
-        <w:t xml:space="preserve"> </w:t>
-      </w:r>
-      <w:r>
-        <w:t xml:space="preserve">데릭: 오마르 하다드 선생님. 아주 바빠요. 복도에서 잡을 거예요. 5분. 최대.</w:t>
-      </w:r>
-    </w:p>
-    <w:p>
-      <w:pPr>
-        <w:numPr>
-          <w:ilvl w:val="0"/>
-          <w:numId w:val="1002"/>
-        </w:numPr>
+    </w:p>
+    <w:p>
+      <w:pPr>
+        <w:pStyle w:val="BodyText"/>
       </w:pPr>
       <w:r>
         <w:t xml:space="preserve">HADDAD: Derek. I have four minutes. Walk with me.</w:t>
       </w:r>
-      <w:r>
-        <w:t xml:space="preserve"> </w:t>
-      </w:r>
-      <w:r>
-        <w:t xml:space="preserve">하다드: 데릭. 4분 있어요. 걸으면서 해요.</w:t>
-      </w:r>
-    </w:p>
-    <w:p>
-      <w:pPr>
-        <w:numPr>
-          <w:ilvl w:val="0"/>
-          <w:numId w:val="1002"/>
-        </w:numPr>
+    </w:p>
+    <w:p>
+      <w:pPr>
+        <w:pStyle w:val="BodyText"/>
       </w:pPr>
       <w:r>
         <w:t xml:space="preserve">DEREK: I’ll only take three. This is Noah. Our CEO.</w:t>
       </w:r>
-      <w:r>
-        <w:t xml:space="preserve"> </w:t>
-      </w:r>
-      <w:r>
-        <w:t xml:space="preserve">데릭: 3분만 쓸게요. 이쪽은 노아. 우리 CEO예요.</w:t>
-      </w:r>
-    </w:p>
-    <w:p>
-      <w:pPr>
-        <w:numPr>
-          <w:ilvl w:val="0"/>
-          <w:numId w:val="1002"/>
-        </w:numPr>
+    </w:p>
+    <w:p>
+      <w:pPr>
+        <w:pStyle w:val="BodyText"/>
       </w:pPr>
       <w:r>
         <w:t xml:space="preserve">HADDAD: A CEO? In my hallway? Things must be desperate.</w:t>
       </w:r>
-      <w:r>
-        <w:t xml:space="preserve"> </w:t>
-      </w:r>
-      <w:r>
-        <w:t xml:space="preserve">하다드: CEO가? 내 복도에? 상황이 절박한가 보네.</w:t>
-      </w:r>
-    </w:p>
-    <w:p>
-      <w:pPr>
-        <w:numPr>
-          <w:ilvl w:val="0"/>
-          <w:numId w:val="1002"/>
-        </w:numPr>
+    </w:p>
+    <w:p>
+      <w:pPr>
+        <w:pStyle w:val="BodyText"/>
       </w:pPr>
       <w:r>
         <w:t xml:space="preserve">NOAH: Not desperate. Curious. Dr. Haddad, would you ever switch fillers?</w:t>
       </w:r>
-      <w:r>
-        <w:t xml:space="preserve"> </w:t>
-      </w:r>
-      <w:r>
-        <w:t xml:space="preserve">노아: 절박한 게 아니라. 궁금해서요. 하다드 선생님, 필러를 바꿀 생각 있으세요?</w:t>
-      </w:r>
-    </w:p>
-    <w:p>
-      <w:pPr>
-        <w:numPr>
-          <w:ilvl w:val="0"/>
-          <w:numId w:val="1002"/>
-        </w:numPr>
+    </w:p>
+    <w:p>
+      <w:pPr>
+        <w:pStyle w:val="BodyText"/>
       </w:pPr>
       <w:r>
         <w:t xml:space="preserve">HADDAD: Maybe. I saw your symposium. The free training was smart.</w:t>
       </w:r>
-      <w:r>
-        <w:t xml:space="preserve"> </w:t>
-      </w:r>
-      <w:r>
-        <w:t xml:space="preserve">하다드: 어쩌면. 심포지엄 봤어요. 무료 교육은 영리했어요.</w:t>
-      </w:r>
-    </w:p>
-    <w:p>
-      <w:pPr>
-        <w:numPr>
-          <w:ilvl w:val="0"/>
-          <w:numId w:val="1002"/>
-        </w:numPr>
+    </w:p>
+    <w:p>
+      <w:pPr>
+        <w:pStyle w:val="BodyText"/>
       </w:pPr>
       <w:r>
         <w:t xml:space="preserve">NOAH: Thank you. So FlexLink gives you two point eight times faster…</w:t>
       </w:r>
-      <w:r>
-        <w:t xml:space="preserve"> </w:t>
-      </w:r>
-      <w:r>
-        <w:t xml:space="preserve">노아: 감사합니다. 그래서 플렉스링크가 2.8배 빠르게…</w:t>
-      </w:r>
-    </w:p>
-    <w:p>
-      <w:pPr>
-        <w:numPr>
-          <w:ilvl w:val="0"/>
-          <w:numId w:val="1002"/>
-        </w:numPr>
+    </w:p>
+    <w:p>
+      <w:pPr>
+        <w:pStyle w:val="BodyText"/>
       </w:pPr>
       <w:r>
         <w:t xml:space="preserve">DEREK: Dr. Haddad, what’s holding you back? Honestly?</w:t>
       </w:r>
-      <w:r>
-        <w:t xml:space="preserve"> </w:t>
-      </w:r>
-      <w:r>
-        <w:t xml:space="preserve">데릭: 하다드 선생님, 뭐가 망설여지세요? 솔직하게요?</w:t>
-      </w:r>
-    </w:p>
-    <w:p>
-      <w:pPr>
-        <w:numPr>
-          <w:ilvl w:val="0"/>
-          <w:numId w:val="1002"/>
-        </w:numPr>
+    </w:p>
+    <w:p>
+      <w:pPr>
+        <w:pStyle w:val="BodyText"/>
       </w:pPr>
       <w:r>
         <w:t xml:space="preserve">HADDAD: Two things. First, my staff knows Lumaderm, and they’re comfortable with it. If I switch, I have to retrain everyone, and retraining costs me a full day of patients.</w:t>
       </w:r>
-      <w:r>
-        <w:t xml:space="preserve"> </w:t>
-      </w:r>
-      <w:r>
-        <w:t xml:space="preserve">하다드: 두 가지요. 첫째, 우리 직원들은 루마덤을 알고 익숙해요. 바꾸면 전원을 재교육해야 하고, 재교육하면 환자 보는 하루를 통째로 날려요.</w:t>
-      </w:r>
-    </w:p>
-    <w:p>
-      <w:pPr>
-        <w:numPr>
-          <w:ilvl w:val="0"/>
-          <w:numId w:val="1002"/>
-        </w:numPr>
+    </w:p>
+    <w:p>
+      <w:pPr>
+        <w:pStyle w:val="BodyText"/>
       </w:pPr>
       <w:r>
         <w:t xml:space="preserve">DEREK: And the second?</w:t>
       </w:r>
-      <w:r>
-        <w:t xml:space="preserve"> </w:t>
-      </w:r>
-      <w:r>
-        <w:t xml:space="preserve">데릭: 그리고 두 번째는요?</w:t>
-      </w:r>
-    </w:p>
-    <w:p>
-      <w:pPr>
-        <w:numPr>
-          <w:ilvl w:val="0"/>
-          <w:numId w:val="1002"/>
-        </w:numPr>
+    </w:p>
+    <w:p>
+      <w:pPr>
+        <w:pStyle w:val="BodyText"/>
       </w:pPr>
       <w:r>
         <w:t xml:space="preserve">HADDAD: Second, patients ask for Lumaderm by name. Halvern spends millions on TV, so they walk in already sold. I’d have to explain your product in every single consultation.</w:t>
       </w:r>
-      <w:r>
-        <w:t xml:space="preserve"> </w:t>
-      </w:r>
-      <w:r>
-        <w:t xml:space="preserve">하다드: 둘째, 환자들이 루마덤을 이름으로 찾아요. 할번이 TV에 수백만 달러를 쓰니까, 이미 마음을 정하고 들어오죠. 상담할 때마다 당신네 제품을 설명해야 할 거예요.</w:t>
-      </w:r>
-    </w:p>
-    <w:p>
-      <w:pPr>
-        <w:numPr>
-          <w:ilvl w:val="0"/>
-          <w:numId w:val="1002"/>
-        </w:numPr>
+    </w:p>
+    <w:p>
+      <w:pPr>
+        <w:pStyle w:val="BodyText"/>
       </w:pPr>
       <w:r>
         <w:t xml:space="preserve">DEREK: So the question is cost of switching. And patient demand.</w:t>
       </w:r>
-      <w:r>
-        <w:t xml:space="preserve"> </w:t>
-      </w:r>
-      <w:r>
-        <w:t xml:space="preserve">데릭: 그러니까 문제는 교체 비용. 그리고 환자 수요네요.</w:t>
-      </w:r>
-    </w:p>
-    <w:p>
-      <w:pPr>
-        <w:numPr>
-          <w:ilvl w:val="0"/>
-          <w:numId w:val="1002"/>
-        </w:numPr>
+    </w:p>
+    <w:p>
+      <w:pPr>
+        <w:pStyle w:val="BodyText"/>
       </w:pPr>
       <w:r>
         <w:t xml:space="preserve">HADDAD: Exactly. Not your science. I believe your science.</w:t>
       </w:r>
-      <w:r>
-        <w:t xml:space="preserve"> </w:t>
-      </w:r>
-      <w:r>
-        <w:t xml:space="preserve">하다드: 바로 그거예요. 당신네 과학이 아니라. 과학은 믿어요.</w:t>
-      </w:r>
-    </w:p>
-    <w:p>
-      <w:pPr>
-        <w:numPr>
-          <w:ilvl w:val="0"/>
-          <w:numId w:val="1002"/>
-        </w:numPr>
+    </w:p>
+    <w:p>
+      <w:pPr>
+        <w:pStyle w:val="BodyText"/>
       </w:pPr>
       <w:r>
         <w:t xml:space="preserve">DEREK: What if training happened at lunch? Two sessions. No lost day.</w:t>
       </w:r>
-      <w:r>
-        <w:t xml:space="preserve"> </w:t>
-      </w:r>
-      <w:r>
-        <w:t xml:space="preserve">데릭: 교육을 점심시간에 하면요? 두 번 나눠서. 하루를 날리지 않게.</w:t>
-      </w:r>
-    </w:p>
-    <w:p>
-      <w:pPr>
-        <w:numPr>
-          <w:ilvl w:val="0"/>
-          <w:numId w:val="1002"/>
-        </w:numPr>
+    </w:p>
+    <w:p>
+      <w:pPr>
+        <w:pStyle w:val="BodyText"/>
       </w:pPr>
       <w:r>
         <w:t xml:space="preserve">HADDAD: Lunch… maybe. And patients?</w:t>
       </w:r>
-      <w:r>
-        <w:t xml:space="preserve"> </w:t>
-      </w:r>
-      <w:r>
-        <w:t xml:space="preserve">하다드: 점심이라… 어쩌면. 그럼 환자들은요?</w:t>
-      </w:r>
-    </w:p>
-    <w:p>
-      <w:pPr>
-        <w:numPr>
-          <w:ilvl w:val="0"/>
-          <w:numId w:val="1002"/>
-        </w:numPr>
+    </w:p>
+    <w:p>
+      <w:pPr>
+        <w:pStyle w:val="BodyText"/>
       </w:pPr>
       <w:r>
         <w:t xml:space="preserve">DEREK: I don’t have that answer yet. I’ll bring one. Next month?</w:t>
       </w:r>
-      <w:r>
-        <w:t xml:space="preserve"> </w:t>
-      </w:r>
-      <w:r>
-        <w:t xml:space="preserve">데릭: 그 답은 아직 없어요. 가져올게요. 다음 달에요?</w:t>
-      </w:r>
-    </w:p>
-    <w:p>
-      <w:pPr>
-        <w:numPr>
-          <w:ilvl w:val="0"/>
-          <w:numId w:val="1002"/>
-        </w:numPr>
+    </w:p>
+    <w:p>
+      <w:pPr>
+        <w:pStyle w:val="BodyText"/>
       </w:pPr>
       <w:r>
         <w:t xml:space="preserve">HADDAD: Next month. Call Brenda’s cousin. My office manager. Time’s up.</w:t>
       </w:r>
-      <w:r>
-        <w:t xml:space="preserve"> </w:t>
-      </w:r>
-      <w:r>
-        <w:t xml:space="preserve">하다드: 다음 달. 브렌다 사촌한테 전화해요. 우리 사무장. 시간 끝.</w:t>
-      </w:r>
-    </w:p>
-    <w:p>
-      <w:pPr>
-        <w:numPr>
-          <w:ilvl w:val="0"/>
-          <w:numId w:val="1002"/>
-        </w:numPr>
+    </w:p>
+    <w:p>
+      <w:pPr>
+        <w:pStyle w:val="BodyText"/>
       </w:pPr>
       <w:r>
         <w:t xml:space="preserve">NOAH: I started pitching. In the middle. Sorry.</w:t>
       </w:r>
-      <w:r>
-        <w:t xml:space="preserve"> </w:t>
-      </w:r>
-      <w:r>
-        <w:t xml:space="preserve">노아: 중간에 피칭을 시작했네요. 미안해요.</w:t>
-      </w:r>
-    </w:p>
-    <w:p>
-      <w:pPr>
-        <w:numPr>
-          <w:ilvl w:val="0"/>
-          <w:numId w:val="1002"/>
-        </w:numPr>
+    </w:p>
+    <w:p>
+      <w:pPr>
+        <w:pStyle w:val="BodyText"/>
       </w:pPr>
       <w:r>
         <w:t xml:space="preserve">DEREK: You did, and you lost him for a moment. But I asked about his obstacles, and he told us the real problem anyway. Write it down before you forget it.</w:t>
-      </w:r>
-      <w:r>
-        <w:t xml:space="preserve"> </w:t>
-      </w:r>
-      <w:r>
-        <w:t xml:space="preserve">데릭: 그랬죠. 잠깐 그 사람을 놓쳤어요. 그래도 제가 장애물을 물었고, 결국 진짜 문제를 말해 줬어요. 잊기 전에 적어 둬요.</w:t>
       </w:r>
     </w:p>
     <w:bookmarkEnd w:id="22"/>
@@ -1104,256 +636,127 @@
     </w:p>
     <w:p>
       <w:pPr>
-        <w:numPr>
-          <w:ilvl w:val="0"/>
-          <w:numId w:val="1003"/>
-        </w:numPr>
+        <w:pStyle w:val="FirstParagraph"/>
       </w:pPr>
       <w:r>
         <w:t xml:space="preserve">WADE: Derek Shaw. You left Kessler. I heard it from three people.</w:t>
       </w:r>
+    </w:p>
+    <w:p>
+      <w:pPr>
+        <w:pStyle w:val="BodyText"/>
+      </w:pPr>
+      <w:r>
+        <w:t xml:space="preserve">DEREK: Dr. Wade. You heard right. This is Noah Bennett.</w:t>
+      </w:r>
+    </w:p>
+    <w:p>
+      <w:pPr>
+        <w:pStyle w:val="BodyText"/>
+      </w:pPr>
+      <w:r>
+        <w:t xml:space="preserve">WADE: The brother. From the panel. I watched that video twice.</w:t>
+      </w:r>
+    </w:p>
+    <w:p>
+      <w:pPr>
+        <w:pStyle w:val="BodyText"/>
+      </w:pPr>
+      <w:r>
+        <w:t xml:space="preserve">NOAH: My sister would say she’s not our marketing story.</w:t>
+      </w:r>
+    </w:p>
+    <w:p>
+      <w:pPr>
+        <w:pStyle w:val="BodyText"/>
+      </w:pPr>
+      <w:r>
+        <w:t xml:space="preserve">WADE: Then tell her she was a good witness. Derek, sit. What do you want?</w:t>
+      </w:r>
+    </w:p>
+    <w:p>
+      <w:pPr>
+        <w:pStyle w:val="BodyText"/>
+      </w:pPr>
+      <w:r>
+        <w:t xml:space="preserve">DEREK: Ten years ago, you switched to Kessler, and you did it because of me. I came every Tuesday for nine months before you said yes. I haven’t forgotten that.</w:t>
+      </w:r>
+    </w:p>
+    <w:p>
+      <w:pPr>
+        <w:pStyle w:val="BodyText"/>
+      </w:pPr>
+      <w:r>
+        <w:t xml:space="preserve">WADE: And I remember the coffee. It was terrible.</w:t>
+      </w:r>
+    </w:p>
+    <w:p>
+      <w:pPr>
+        <w:pStyle w:val="BodyText"/>
+      </w:pPr>
+      <w:r>
+        <w:t xml:space="preserve">DEREK: I’m not asking you to switch. I’m asking you to try.</w:t>
+      </w:r>
+    </w:p>
+    <w:p>
+      <w:pPr>
+        <w:pStyle w:val="BodyText"/>
+      </w:pPr>
+      <w:r>
+        <w:t xml:space="preserve">WADE: Try how?</w:t>
+      </w:r>
+    </w:p>
+    <w:p>
+      <w:pPr>
+        <w:pStyle w:val="BodyText"/>
+      </w:pPr>
+      <w:r>
+        <w:t xml:space="preserve">DEREK: Let’s start with a trial order. Ten syringes. Two of your doctors.</w:t>
+      </w:r>
+    </w:p>
+    <w:p>
+      <w:pPr>
+        <w:pStyle w:val="BodyText"/>
+      </w:pPr>
+      <w:r>
+        <w:t xml:space="preserve">WADE: Ten. That’s nothing. Why so small?</w:t>
+      </w:r>
+    </w:p>
+    <w:p>
+      <w:pPr>
+        <w:pStyle w:val="BodyText"/>
+      </w:pPr>
+      <w:r>
+        <w:t xml:space="preserve">DEREK: So you can judge it yourself. Ten syringes, two doctors, real patients. I don’t want you to trust me because of the old days. I want you to judge the product.</w:t>
+      </w:r>
+    </w:p>
+    <w:p>
+      <w:pPr>
+        <w:pStyle w:val="BodyText"/>
+      </w:pPr>
+      <w:r>
+        <w:t xml:space="preserve">WADE: And the price? For an old friend?</w:t>
+      </w:r>
+    </w:p>
+    <w:p>
+      <w:pPr>
+        <w:pStyle w:val="BodyText"/>
+      </w:pPr>
+      <w:r>
+        <w:t xml:space="preserve">DEREK: Same as everyone, three ninety-five. I can’t do better, and nobody at Veyra can. If I gave you a secret discount, I’d have to lie to the next clinic.</w:t>
+      </w:r>
+    </w:p>
+    <w:p>
+      <w:pPr>
+        <w:pStyle w:val="BodyText"/>
+      </w:pPr>
+      <w:r>
+        <w:t xml:space="preserve">WADE: No wink? No</w:t>
+      </w:r>
       <w:r>
         <w:t xml:space="preserve"> </w:t>
       </w:r>
       <w:r>
-        <w:t xml:space="preserve">웨이드: 데릭 쇼. 케슬러 떠났다며. 세 사람한테 들었어요.</w:t>
-      </w:r>
-    </w:p>
-    <w:p>
-      <w:pPr>
-        <w:numPr>
-          <w:ilvl w:val="0"/>
-          <w:numId w:val="1003"/>
-        </w:numPr>
-      </w:pPr>
-      <w:r>
-        <w:t xml:space="preserve">DEREK: Dr. Wade. You heard right. This is Noah Bennett.</w:t>
-      </w:r>
-      <w:r>
-        <w:t xml:space="preserve"> </w:t>
-      </w:r>
-      <w:r>
-        <w:t xml:space="preserve">데릭: 웨이드 선생님. 맞게 들으셨어요. 이쪽은 노아 베넷.</w:t>
-      </w:r>
-    </w:p>
-    <w:p>
-      <w:pPr>
-        <w:numPr>
-          <w:ilvl w:val="0"/>
-          <w:numId w:val="1003"/>
-        </w:numPr>
-      </w:pPr>
-      <w:r>
-        <w:t xml:space="preserve">WADE: The brother. From the panel. I watched that video twice.</w:t>
-      </w:r>
-      <w:r>
-        <w:t xml:space="preserve"> </w:t>
-      </w:r>
-      <w:r>
-        <w:t xml:space="preserve">웨이드: 그 오빠. 패널 영상에서. 그 영상 두 번 봤어요.</w:t>
-      </w:r>
-    </w:p>
-    <w:p>
-      <w:pPr>
-        <w:numPr>
-          <w:ilvl w:val="0"/>
-          <w:numId w:val="1003"/>
-        </w:numPr>
-      </w:pPr>
-      <w:r>
-        <w:t xml:space="preserve">NOAH: My sister would say she’s not our marketing story.</w:t>
-      </w:r>
-      <w:r>
-        <w:t xml:space="preserve"> </w:t>
-      </w:r>
-      <w:r>
-        <w:t xml:space="preserve">노아: 제 동생은 자기가 우리 마케팅 스토리가 아니라고 할 거예요.</w:t>
-      </w:r>
-    </w:p>
-    <w:p>
-      <w:pPr>
-        <w:numPr>
-          <w:ilvl w:val="0"/>
-          <w:numId w:val="1003"/>
-        </w:numPr>
-      </w:pPr>
-      <w:r>
-        <w:t xml:space="preserve">WADE: Then tell her she was a good witness. Derek, sit. What do you want?</w:t>
-      </w:r>
-      <w:r>
-        <w:t xml:space="preserve"> </w:t>
-      </w:r>
-      <w:r>
-        <w:t xml:space="preserve">웨이드: 그럼 좋은 증인이었다고 전해 줘요. 데릭, 앉아요. 원하는 게 뭐예요?</w:t>
-      </w:r>
-    </w:p>
-    <w:p>
-      <w:pPr>
-        <w:numPr>
-          <w:ilvl w:val="0"/>
-          <w:numId w:val="1003"/>
-        </w:numPr>
-      </w:pPr>
-      <w:r>
-        <w:t xml:space="preserve">DEREK: Ten years ago, you switched to Kessler, and you did it because of me. I came every Tuesday for nine months before you said yes. I haven’t forgotten that.</w:t>
-      </w:r>
-      <w:r>
-        <w:t xml:space="preserve"> </w:t>
-      </w:r>
-      <w:r>
-        <w:t xml:space="preserve">데릭: 10년 전에 케슬러로 바꾸셨죠. 저 때문에요. 승낙하시기 전까지 9개월 동안 매주 화요일 찾아왔었죠. 그거 잊지 않았어요.</w:t>
-      </w:r>
-    </w:p>
-    <w:p>
-      <w:pPr>
-        <w:numPr>
-          <w:ilvl w:val="0"/>
-          <w:numId w:val="1003"/>
-        </w:numPr>
-      </w:pPr>
-      <w:r>
-        <w:t xml:space="preserve">WADE: And I remember the coffee. It was terrible.</w:t>
-      </w:r>
-      <w:r>
-        <w:t xml:space="preserve"> </w:t>
-      </w:r>
-      <w:r>
-        <w:t xml:space="preserve">웨이드: 그리고 커피 기억나요. 끔찍했죠.</w:t>
-      </w:r>
-    </w:p>
-    <w:p>
-      <w:pPr>
-        <w:numPr>
-          <w:ilvl w:val="0"/>
-          <w:numId w:val="1003"/>
-        </w:numPr>
-      </w:pPr>
-      <w:r>
-        <w:t xml:space="preserve">DEREK: I’m not asking you to switch. I’m asking you to try.</w:t>
-      </w:r>
-      <w:r>
-        <w:t xml:space="preserve"> </w:t>
-      </w:r>
-      <w:r>
-        <w:t xml:space="preserve">데릭: 바꾸라는 게 아니에요. 써 보시라는 거예요.</w:t>
-      </w:r>
-    </w:p>
-    <w:p>
-      <w:pPr>
-        <w:numPr>
-          <w:ilvl w:val="0"/>
-          <w:numId w:val="1003"/>
-        </w:numPr>
-      </w:pPr>
-      <w:r>
-        <w:t xml:space="preserve">WADE: Try how?</w:t>
-      </w:r>
-      <w:r>
-        <w:t xml:space="preserve"> </w:t>
-      </w:r>
-      <w:r>
-        <w:t xml:space="preserve">웨이드: 어떻게 써 봐요?</w:t>
-      </w:r>
-    </w:p>
-    <w:p>
-      <w:pPr>
-        <w:numPr>
-          <w:ilvl w:val="0"/>
-          <w:numId w:val="1003"/>
-        </w:numPr>
-      </w:pPr>
-      <w:r>
-        <w:t xml:space="preserve">DEREK: Let’s start with a trial order. Ten syringes. Two of your doctors.</w:t>
-      </w:r>
-      <w:r>
-        <w:t xml:space="preserve"> </w:t>
-      </w:r>
-      <w:r>
-        <w:t xml:space="preserve">데릭: 시험 주문부터 시작하죠. 주사기 10개. 의사 두 분.</w:t>
-      </w:r>
-    </w:p>
-    <w:p>
-      <w:pPr>
-        <w:numPr>
-          <w:ilvl w:val="0"/>
-          <w:numId w:val="1003"/>
-        </w:numPr>
-      </w:pPr>
-      <w:r>
-        <w:t xml:space="preserve">WADE: Ten. That’s nothing. Why so small?</w:t>
-      </w:r>
-      <w:r>
-        <w:t xml:space="preserve"> </w:t>
-      </w:r>
-      <w:r>
-        <w:t xml:space="preserve">웨이드: 10개. 그건 아무것도 아니잖아요. 왜 그렇게 적어요?</w:t>
-      </w:r>
-    </w:p>
-    <w:p>
-      <w:pPr>
-        <w:numPr>
-          <w:ilvl w:val="0"/>
-          <w:numId w:val="1003"/>
-        </w:numPr>
-      </w:pPr>
-      <w:r>
-        <w:t xml:space="preserve">DEREK: So you can judge it yourself. Ten syringes, two doctors, real patients. I don’t want you to trust me because of the old days. I want you to judge the product.</w:t>
-      </w:r>
-      <w:r>
-        <w:t xml:space="preserve"> </w:t>
-      </w:r>
-      <w:r>
-        <w:t xml:space="preserve">데릭: 직접 판단하실 수 있게요. 주사기 10개, 의사 두 분, 실제 환자. 옛날 정 때문에 절 믿으시길 바라지 않아요. 제품을 판단해 주시길 바라요.</w:t>
-      </w:r>
-    </w:p>
-    <w:p>
-      <w:pPr>
-        <w:numPr>
-          <w:ilvl w:val="0"/>
-          <w:numId w:val="1003"/>
-        </w:numPr>
-      </w:pPr>
-      <w:r>
-        <w:t xml:space="preserve">WADE: And the price? For an old friend?</w:t>
-      </w:r>
-      <w:r>
-        <w:t xml:space="preserve"> </w:t>
-      </w:r>
-      <w:r>
-        <w:t xml:space="preserve">웨이드: 가격은요? 오랜 친구한테?</w:t>
-      </w:r>
-    </w:p>
-    <w:p>
-      <w:pPr>
-        <w:numPr>
-          <w:ilvl w:val="0"/>
-          <w:numId w:val="1003"/>
-        </w:numPr>
-      </w:pPr>
-      <w:r>
-        <w:t xml:space="preserve">DEREK: Same as everyone, three ninety-five. I can’t do better, and nobody at Veyra can. If I gave you a secret discount, I’d have to lie to the next clinic.</w:t>
-      </w:r>
-      <w:r>
-        <w:t xml:space="preserve"> </w:t>
-      </w:r>
-      <w:r>
-        <w:t xml:space="preserve">데릭: 모두와 같아요. 395. 더 해 드릴 수 없고, 베이라의 누구도 못 해요. 비밀 할인을 해 드리면, 다음 병원에 거짓말을 해야 하니까요.</w:t>
-      </w:r>
-    </w:p>
-    <w:p>
-      <w:pPr>
-        <w:numPr>
-          <w:ilvl w:val="0"/>
-          <w:numId w:val="1003"/>
-        </w:numPr>
-      </w:pPr>
-      <w:r>
-        <w:t xml:space="preserve">WADE: No wink? No</w:t>
-      </w:r>
-      <w:r>
-        <w:t xml:space="preserve"> </w:t>
-      </w:r>
-      <w:r>
         <w:t xml:space="preserve">“</w:t>
       </w:r>
       <w:r>
@@ -1365,281 +768,125 @@
       <w:r>
         <w:t xml:space="preserve">?</w:t>
       </w:r>
-      <w:r>
-        <w:t xml:space="preserve"> </w:t>
-      </w:r>
-      <w:r>
-        <w:t xml:space="preserve">웨이드: 윙크 없어요?</w:t>
-      </w:r>
-      <w:r>
-        <w:t xml:space="preserve"> </w:t>
-      </w:r>
-      <w:r>
-        <w:t xml:space="preserve">“</w:t>
-      </w:r>
-      <w:r>
-        <w:t xml:space="preserve">매니저랑 얘기해 볼게요</w:t>
-      </w:r>
-      <w:r>
-        <w:t xml:space="preserve">”</w:t>
-      </w:r>
-      <w:r>
-        <w:t xml:space="preserve">도 없고?</w:t>
-      </w:r>
-    </w:p>
-    <w:p>
-      <w:pPr>
-        <w:numPr>
-          <w:ilvl w:val="0"/>
-          <w:numId w:val="1003"/>
-        </w:numPr>
+    </w:p>
+    <w:p>
+      <w:pPr>
+        <w:pStyle w:val="BodyText"/>
       </w:pPr>
       <w:r>
         <w:t xml:space="preserve">DEREK: No wink. New company. New rules.</w:t>
       </w:r>
-      <w:r>
-        <w:t xml:space="preserve"> </w:t>
-      </w:r>
-      <w:r>
-        <w:t xml:space="preserve">데릭: 윙크 없어요. 새 회사. 새 규칙.</w:t>
-      </w:r>
-    </w:p>
-    <w:p>
-      <w:pPr>
-        <w:numPr>
-          <w:ilvl w:val="0"/>
-          <w:numId w:val="1003"/>
-        </w:numPr>
+    </w:p>
+    <w:p>
+      <w:pPr>
+        <w:pStyle w:val="BodyText"/>
       </w:pPr>
       <w:r>
         <w:t xml:space="preserve">WADE: You’ve changed, Derek.</w:t>
       </w:r>
-      <w:r>
-        <w:t xml:space="preserve"> </w:t>
-      </w:r>
-      <w:r>
-        <w:t xml:space="preserve">웨이드: 변했네요, 데릭.</w:t>
-      </w:r>
-    </w:p>
-    <w:p>
-      <w:pPr>
-        <w:numPr>
-          <w:ilvl w:val="0"/>
-          <w:numId w:val="1003"/>
-        </w:numPr>
+    </w:p>
+    <w:p>
+      <w:pPr>
+        <w:pStyle w:val="BodyText"/>
       </w:pPr>
       <w:r>
         <w:t xml:space="preserve">DEREK: I failed a role play. It was good for me.</w:t>
       </w:r>
-      <w:r>
-        <w:t xml:space="preserve"> </w:t>
-      </w:r>
-      <w:r>
-        <w:t xml:space="preserve">데릭: 롤플레이에서 떨어졌어요. 저한텐 좋은 일이었죠.</w:t>
-      </w:r>
-    </w:p>
-    <w:p>
-      <w:pPr>
-        <w:numPr>
-          <w:ilvl w:val="0"/>
-          <w:numId w:val="1003"/>
-        </w:numPr>
+    </w:p>
+    <w:p>
+      <w:pPr>
+        <w:pStyle w:val="BodyText"/>
       </w:pPr>
       <w:r>
         <w:t xml:space="preserve">NOAH: One condition, Dr. Wade. Training first. Then we ship.</w:t>
       </w:r>
-      <w:r>
-        <w:t xml:space="preserve"> </w:t>
-      </w:r>
-      <w:r>
-        <w:t xml:space="preserve">노아: 조건 하나 있어요, 웨이드 선생님. 교육 먼저. 그다음 출고.</w:t>
-      </w:r>
-    </w:p>
-    <w:p>
-      <w:pPr>
-        <w:numPr>
-          <w:ilvl w:val="0"/>
-          <w:numId w:val="1003"/>
-        </w:numPr>
+    </w:p>
+    <w:p>
+      <w:pPr>
+        <w:pStyle w:val="BodyText"/>
       </w:pPr>
       <w:r>
         <w:t xml:space="preserve">WADE: Even for me? Twenty-two years?</w:t>
       </w:r>
-      <w:r>
-        <w:t xml:space="preserve"> </w:t>
-      </w:r>
-      <w:r>
-        <w:t xml:space="preserve">웨이드: 나한테도요? 22년 차인데?</w:t>
-      </w:r>
-    </w:p>
-    <w:p>
-      <w:pPr>
-        <w:numPr>
-          <w:ilvl w:val="0"/>
-          <w:numId w:val="1003"/>
-        </w:numPr>
+    </w:p>
+    <w:p>
+      <w:pPr>
+        <w:pStyle w:val="BodyText"/>
       </w:pPr>
       <w:r>
         <w:t xml:space="preserve">NOAH: Even for you. Even for me. I took it too.</w:t>
       </w:r>
-      <w:r>
-        <w:t xml:space="preserve"> </w:t>
-      </w:r>
-      <w:r>
-        <w:t xml:space="preserve">노아: 선생님께도요. 저한테도요. 저도 받았어요.</w:t>
-      </w:r>
-    </w:p>
-    <w:p>
-      <w:pPr>
-        <w:numPr>
-          <w:ilvl w:val="0"/>
-          <w:numId w:val="1003"/>
-        </w:numPr>
+    </w:p>
+    <w:p>
+      <w:pPr>
+        <w:pStyle w:val="BodyText"/>
       </w:pPr>
       <w:r>
         <w:t xml:space="preserve">WADE: Fine. Next Thursday. My whole team. And a second request.</w:t>
       </w:r>
-      <w:r>
-        <w:t xml:space="preserve"> </w:t>
-      </w:r>
-      <w:r>
-        <w:t xml:space="preserve">웨이드: 좋아요. 다음 주 목요일. 우리 팀 전부. 그리고 두 번째 부탁.</w:t>
-      </w:r>
-    </w:p>
-    <w:p>
-      <w:pPr>
-        <w:numPr>
-          <w:ilvl w:val="0"/>
-          <w:numId w:val="1003"/>
-        </w:numPr>
+    </w:p>
+    <w:p>
+      <w:pPr>
+        <w:pStyle w:val="BodyText"/>
       </w:pPr>
       <w:r>
         <w:t xml:space="preserve">DEREK: Anything.</w:t>
       </w:r>
-      <w:r>
-        <w:t xml:space="preserve"> </w:t>
-      </w:r>
-      <w:r>
-        <w:t xml:space="preserve">데릭: 뭐든요.</w:t>
-      </w:r>
-    </w:p>
-    <w:p>
-      <w:pPr>
-        <w:numPr>
-          <w:ilvl w:val="0"/>
-          <w:numId w:val="1003"/>
-        </w:numPr>
+    </w:p>
+    <w:p>
+      <w:pPr>
+        <w:pStyle w:val="BodyText"/>
       </w:pPr>
       <w:r>
         <w:t xml:space="preserve">WADE: I heard about the drill at AAD. Bring it here. To Dallas.</w:t>
       </w:r>
-      <w:r>
-        <w:t xml:space="preserve"> </w:t>
-      </w:r>
-      <w:r>
-        <w:t xml:space="preserve">웨이드: AAD에서 그 훈련 얘기 들었어요. 여기로 가져와요. 댈러스로.</w:t>
-      </w:r>
-    </w:p>
-    <w:p>
-      <w:pPr>
-        <w:numPr>
-          <w:ilvl w:val="0"/>
-          <w:numId w:val="1003"/>
-        </w:numPr>
+    </w:p>
+    <w:p>
+      <w:pPr>
+        <w:pStyle w:val="BodyText"/>
       </w:pPr>
       <w:r>
         <w:t xml:space="preserve">NOAH: We’re planning a live workshop. Elena injects. Fifty doctors.</w:t>
       </w:r>
-      <w:r>
-        <w:t xml:space="preserve"> </w:t>
-      </w:r>
-      <w:r>
-        <w:t xml:space="preserve">노아: 라이브 워크숍을 계획하고 있어요. 엘레나가 시술해요. 의사 50명.</w:t>
-      </w:r>
-    </w:p>
-    <w:p>
-      <w:pPr>
-        <w:numPr>
-          <w:ilvl w:val="0"/>
-          <w:numId w:val="1003"/>
-        </w:numPr>
+    </w:p>
+    <w:p>
+      <w:pPr>
+        <w:pStyle w:val="BodyText"/>
       </w:pPr>
       <w:r>
         <w:t xml:space="preserve">WADE: Where?</w:t>
       </w:r>
-      <w:r>
-        <w:t xml:space="preserve"> </w:t>
-      </w:r>
-      <w:r>
-        <w:t xml:space="preserve">웨이드: 어디서요?</w:t>
-      </w:r>
-    </w:p>
-    <w:p>
-      <w:pPr>
-        <w:numPr>
-          <w:ilvl w:val="0"/>
-          <w:numId w:val="1003"/>
-        </w:numPr>
+    </w:p>
+    <w:p>
+      <w:pPr>
+        <w:pStyle w:val="BodyText"/>
       </w:pPr>
       <w:r>
         <w:t xml:space="preserve">NOAH: We haven’t found a venue yet.</w:t>
       </w:r>
-      <w:r>
-        <w:t xml:space="preserve"> </w:t>
-      </w:r>
-      <w:r>
-        <w:t xml:space="preserve">노아: 아직 장소를 못 찾았어요.</w:t>
-      </w:r>
-    </w:p>
-    <w:p>
-      <w:pPr>
-        <w:numPr>
-          <w:ilvl w:val="0"/>
-          <w:numId w:val="1003"/>
-        </w:numPr>
+    </w:p>
+    <w:p>
+      <w:pPr>
+        <w:pStyle w:val="BodyText"/>
       </w:pPr>
       <w:r>
         <w:t xml:space="preserve">WADE: Now you have one. My training center. Forty seats. I’ll add ten chairs.</w:t>
       </w:r>
-      <w:r>
-        <w:t xml:space="preserve"> </w:t>
-      </w:r>
-      <w:r>
-        <w:t xml:space="preserve">웨이드: 이제 찾았네요. 우리 교육 센터. 40석. 의자 열 개 더 놓을게요.</w:t>
-      </w:r>
-    </w:p>
-    <w:p>
-      <w:pPr>
-        <w:numPr>
-          <w:ilvl w:val="0"/>
-          <w:numId w:val="1003"/>
-        </w:numPr>
+    </w:p>
+    <w:p>
+      <w:pPr>
+        <w:pStyle w:val="BodyText"/>
       </w:pPr>
       <w:r>
         <w:t xml:space="preserve">DEREK: Dr. Wade, you’re incredible.</w:t>
       </w:r>
-      <w:r>
-        <w:t xml:space="preserve"> </w:t>
-      </w:r>
-      <w:r>
-        <w:t xml:space="preserve">데릭: 웨이드 선생님, 정말 대단하세요.</w:t>
-      </w:r>
-    </w:p>
-    <w:p>
-      <w:pPr>
-        <w:numPr>
-          <w:ilvl w:val="0"/>
-          <w:numId w:val="1003"/>
-        </w:numPr>
+    </w:p>
+    <w:p>
+      <w:pPr>
+        <w:pStyle w:val="BodyText"/>
       </w:pPr>
       <w:r>
         <w:t xml:space="preserve">WADE: I’m curious. That’s different. Go before I change my mind.</w:t>
-      </w:r>
-      <w:r>
-        <w:t xml:space="preserve"> </w:t>
-      </w:r>
-      <w:r>
-        <w:t xml:space="preserve">웨이드: 궁금한 거예요. 그건 다르죠. 내 마음 바뀌기 전에 가요.</w:t>
       </w:r>
     </w:p>
     <w:bookmarkEnd w:id="23"/>
@@ -1654,427 +901,202 @@
     </w:p>
     <w:p>
       <w:pPr>
-        <w:numPr>
-          <w:ilvl w:val="0"/>
-          <w:numId w:val="1004"/>
-        </w:numPr>
+        <w:pStyle w:val="FirstParagraph"/>
       </w:pPr>
       <w:r>
         <w:t xml:space="preserve">KEISHA: Come in! I’m Keisha. Nurse practitioner. This is my clinic. All four rooms.</w:t>
       </w:r>
-      <w:r>
-        <w:t xml:space="preserve"> </w:t>
-      </w:r>
-      <w:r>
-        <w:t xml:space="preserve">키샤: 들어오세요! 키샤예요. 전문 간호사. 여기가 제 클리닉이에요. 방 네 개 전부.</w:t>
-      </w:r>
-    </w:p>
-    <w:p>
-      <w:pPr>
-        <w:numPr>
-          <w:ilvl w:val="0"/>
-          <w:numId w:val="1004"/>
-        </w:numPr>
+    </w:p>
+    <w:p>
+      <w:pPr>
+        <w:pStyle w:val="BodyText"/>
       </w:pPr>
       <w:r>
         <w:t xml:space="preserve">DEREK: Thanks for seeing us at five. Long day?</w:t>
       </w:r>
-      <w:r>
-        <w:t xml:space="preserve"> </w:t>
-      </w:r>
-      <w:r>
-        <w:t xml:space="preserve">데릭: 5시에 만나 주셔서 감사해요. 긴 하루였죠?</w:t>
-      </w:r>
-    </w:p>
-    <w:p>
-      <w:pPr>
-        <w:numPr>
-          <w:ilvl w:val="0"/>
-          <w:numId w:val="1004"/>
-        </w:numPr>
+    </w:p>
+    <w:p>
+      <w:pPr>
+        <w:pStyle w:val="BodyText"/>
       </w:pPr>
       <w:r>
         <w:t xml:space="preserve">KEISHA: Twelve patients. But I wanted to meet you. I downloaded your card.</w:t>
       </w:r>
-      <w:r>
-        <w:t xml:space="preserve"> </w:t>
-      </w:r>
-      <w:r>
-        <w:t xml:space="preserve">키샤: 환자 열두 명. 그래도 만나고 싶었어요. 당신네 카드를 다운로드했거든요.</w:t>
-      </w:r>
-    </w:p>
-    <w:p>
-      <w:pPr>
-        <w:numPr>
-          <w:ilvl w:val="0"/>
-          <w:numId w:val="1004"/>
-        </w:numPr>
+    </w:p>
+    <w:p>
+      <w:pPr>
+        <w:pStyle w:val="BodyText"/>
       </w:pPr>
       <w:r>
         <w:t xml:space="preserve">NOAH: The First Ten Seconds?</w:t>
       </w:r>
-      <w:r>
-        <w:t xml:space="preserve"> </w:t>
-      </w:r>
-      <w:r>
-        <w:t xml:space="preserve">노아: 처음 10초요?</w:t>
-      </w:r>
-    </w:p>
-    <w:p>
-      <w:pPr>
-        <w:numPr>
-          <w:ilvl w:val="0"/>
-          <w:numId w:val="1004"/>
-        </w:numPr>
+    </w:p>
+    <w:p>
+      <w:pPr>
+        <w:pStyle w:val="BodyText"/>
       </w:pPr>
       <w:r>
         <w:t xml:space="preserve">KEISHA: It’s on my wall. Every room. I want your filler. Today.</w:t>
       </w:r>
-      <w:r>
-        <w:t xml:space="preserve"> </w:t>
-      </w:r>
-      <w:r>
-        <w:t xml:space="preserve">키샤: 제 벽에 붙어 있어요. 모든 방에. 당신네 필러를 원해요. 오늘.</w:t>
-      </w:r>
-    </w:p>
-    <w:p>
-      <w:pPr>
-        <w:numPr>
-          <w:ilvl w:val="0"/>
-          <w:numId w:val="1004"/>
-        </w:numPr>
+    </w:p>
+    <w:p>
+      <w:pPr>
+        <w:pStyle w:val="BodyText"/>
       </w:pPr>
       <w:r>
         <w:t xml:space="preserve">NOAH: Today?</w:t>
       </w:r>
-      <w:r>
-        <w:t xml:space="preserve"> </w:t>
-      </w:r>
-      <w:r>
-        <w:t xml:space="preserve">노아: 오늘이요?</w:t>
-      </w:r>
-    </w:p>
-    <w:p>
-      <w:pPr>
-        <w:numPr>
-          <w:ilvl w:val="0"/>
-          <w:numId w:val="1004"/>
-        </w:numPr>
+    </w:p>
+    <w:p>
+      <w:pPr>
+        <w:pStyle w:val="BodyText"/>
       </w:pPr>
       <w:r>
         <w:t xml:space="preserve">KEISHA: Ten syringes. Four thousand dollars. I have my credit card ready.</w:t>
       </w:r>
-      <w:r>
-        <w:t xml:space="preserve"> </w:t>
-      </w:r>
-      <w:r>
-        <w:t xml:space="preserve">키샤: 주사기 10개. 4,000달러. 신용카드 준비돼 있어요.</w:t>
-      </w:r>
-    </w:p>
-    <w:p>
-      <w:pPr>
-        <w:numPr>
-          <w:ilvl w:val="0"/>
-          <w:numId w:val="1004"/>
-        </w:numPr>
+    </w:p>
+    <w:p>
+      <w:pPr>
+        <w:pStyle w:val="BodyText"/>
       </w:pPr>
       <w:r>
         <w:t xml:space="preserve">NOAH: Derek, that’s our first Dallas order.</w:t>
       </w:r>
-      <w:r>
-        <w:t xml:space="preserve"> </w:t>
-      </w:r>
-      <w:r>
-        <w:t xml:space="preserve">노아: 데릭, 그게 댈러스 첫 주문이에요.</w:t>
-      </w:r>
-    </w:p>
-    <w:p>
-      <w:pPr>
-        <w:numPr>
-          <w:ilvl w:val="0"/>
-          <w:numId w:val="1004"/>
-        </w:numPr>
+    </w:p>
+    <w:p>
+      <w:pPr>
+        <w:pStyle w:val="BodyText"/>
       </w:pPr>
       <w:r>
         <w:t xml:space="preserve">DEREK: Keisha, have you taken our certification course?</w:t>
       </w:r>
-      <w:r>
-        <w:t xml:space="preserve"> </w:t>
-      </w:r>
-      <w:r>
-        <w:t xml:space="preserve">데릭: 키샤, 저희 인증 과정을 들으셨어요?</w:t>
-      </w:r>
-    </w:p>
-    <w:p>
-      <w:pPr>
-        <w:numPr>
-          <w:ilvl w:val="0"/>
-          <w:numId w:val="1004"/>
-        </w:numPr>
+    </w:p>
+    <w:p>
+      <w:pPr>
+        <w:pStyle w:val="BodyText"/>
       </w:pPr>
       <w:r>
         <w:t xml:space="preserve">KEISHA: Not yet. But I’ve injected for eight years, and I’ve never had a serious problem. I read your card twice already. Honestly, I think I’m good.</w:t>
       </w:r>
-      <w:r>
-        <w:t xml:space="preserve"> </w:t>
-      </w:r>
-      <w:r>
-        <w:t xml:space="preserve">키샤: 아직이요. 하지만 8년 동안 시술했고, 심각한 문제는 한 번도 없었어요. 카드도 벌써 두 번 읽었어요. 솔직히 전 괜찮다고 생각해요.</w:t>
-      </w:r>
-    </w:p>
-    <w:p>
-      <w:pPr>
-        <w:numPr>
-          <w:ilvl w:val="0"/>
-          <w:numId w:val="1004"/>
-        </w:numPr>
+    </w:p>
+    <w:p>
+      <w:pPr>
+        <w:pStyle w:val="BodyText"/>
       </w:pPr>
       <w:r>
         <w:t xml:space="preserve">NOAH: Derek…</w:t>
       </w:r>
-      <w:r>
-        <w:t xml:space="preserve"> </w:t>
-      </w:r>
-      <w:r>
-        <w:t xml:space="preserve">노아: 데릭…</w:t>
-      </w:r>
-    </w:p>
-    <w:p>
-      <w:pPr>
-        <w:numPr>
-          <w:ilvl w:val="0"/>
-          <w:numId w:val="1004"/>
-        </w:numPr>
+    </w:p>
+    <w:p>
+      <w:pPr>
+        <w:pStyle w:val="BodyText"/>
       </w:pPr>
       <w:r>
         <w:t xml:space="preserve">DEREK: Then I can’t sell to you today. I’m sorry.</w:t>
       </w:r>
-      <w:r>
-        <w:t xml:space="preserve"> </w:t>
-      </w:r>
-      <w:r>
-        <w:t xml:space="preserve">데릭: 그럼 오늘은 팔 수 없어요. 죄송해요.</w:t>
-      </w:r>
-    </w:p>
-    <w:p>
-      <w:pPr>
-        <w:numPr>
-          <w:ilvl w:val="0"/>
-          <w:numId w:val="1004"/>
-        </w:numPr>
+    </w:p>
+    <w:p>
+      <w:pPr>
+        <w:pStyle w:val="BodyText"/>
       </w:pPr>
       <w:r>
         <w:t xml:space="preserve">KEISHA: You’re refusing four thousand dollars?</w:t>
       </w:r>
-      <w:r>
-        <w:t xml:space="preserve"> </w:t>
-      </w:r>
-      <w:r>
-        <w:t xml:space="preserve">키샤: 4,000달러를 거절하는 거예요?</w:t>
-      </w:r>
-    </w:p>
-    <w:p>
-      <w:pPr>
-        <w:numPr>
-          <w:ilvl w:val="0"/>
-          <w:numId w:val="1004"/>
-        </w:numPr>
+    </w:p>
+    <w:p>
+      <w:pPr>
+        <w:pStyle w:val="BodyText"/>
       </w:pPr>
       <w:r>
         <w:t xml:space="preserve">DEREK: Today, yes. Training comes first for every customer, our CEO included. It’s not about your skill. It’s about making sure everyone in your clinic knows the same emergency steps.</w:t>
       </w:r>
-      <w:r>
-        <w:t xml:space="preserve"> </w:t>
-      </w:r>
-      <w:r>
-        <w:t xml:space="preserve">데릭: 오늘은요. 교육은 모든 고객에게 먼저예요. 우리 CEO까지 포함해서요. 당신 실력 문제가 아니에요. 클리닉의 모든 사람이 같은 응급 단계를 알게 하려는 거예요.</w:t>
-      </w:r>
-    </w:p>
-    <w:p>
-      <w:pPr>
-        <w:numPr>
-          <w:ilvl w:val="0"/>
-          <w:numId w:val="1004"/>
-        </w:numPr>
+    </w:p>
+    <w:p>
+      <w:pPr>
+        <w:pStyle w:val="BodyText"/>
       </w:pPr>
       <w:r>
         <w:t xml:space="preserve">NOAH: It’s true. I failed the first time.</w:t>
       </w:r>
-      <w:r>
-        <w:t xml:space="preserve"> </w:t>
-      </w:r>
-      <w:r>
-        <w:t xml:space="preserve">노아: 사실이에요. 전 처음에 떨어졌어요.</w:t>
-      </w:r>
-    </w:p>
-    <w:p>
-      <w:pPr>
-        <w:numPr>
-          <w:ilvl w:val="0"/>
-          <w:numId w:val="1004"/>
-        </w:numPr>
+    </w:p>
+    <w:p>
+      <w:pPr>
+        <w:pStyle w:val="BodyText"/>
       </w:pPr>
       <w:r>
         <w:t xml:space="preserve">KEISHA: The CEO failed? Okay, now I’m worried about my own score.</w:t>
       </w:r>
-      <w:r>
-        <w:t xml:space="preserve"> </w:t>
-      </w:r>
-      <w:r>
-        <w:t xml:space="preserve">키샤: CEO가 떨어졌다고요? 좋아요, 이제 제 점수가 걱정되네요.</w:t>
-      </w:r>
-    </w:p>
-    <w:p>
-      <w:pPr>
-        <w:numPr>
-          <w:ilvl w:val="0"/>
-          <w:numId w:val="1004"/>
-        </w:numPr>
+    </w:p>
+    <w:p>
+      <w:pPr>
+        <w:pStyle w:val="BodyText"/>
       </w:pPr>
       <w:r>
         <w:t xml:space="preserve">DEREK: Don’t be. You already have the card on your wall. You’re halfway.</w:t>
       </w:r>
-      <w:r>
-        <w:t xml:space="preserve"> </w:t>
-      </w:r>
-      <w:r>
-        <w:t xml:space="preserve">데릭: 걱정 마요. 이미 벽에 카드가 있잖아요. 반은 온 거예요.</w:t>
-      </w:r>
-    </w:p>
-    <w:p>
-      <w:pPr>
-        <w:numPr>
-          <w:ilvl w:val="0"/>
-          <w:numId w:val="1004"/>
-        </w:numPr>
+    </w:p>
+    <w:p>
+      <w:pPr>
+        <w:pStyle w:val="BodyText"/>
       </w:pPr>
       <w:r>
         <w:t xml:space="preserve">KEISHA: When’s the next course?</w:t>
       </w:r>
-      <w:r>
-        <w:t xml:space="preserve"> </w:t>
-      </w:r>
-      <w:r>
-        <w:t xml:space="preserve">키샤: 다음 과정은 언제예요?</w:t>
-      </w:r>
-    </w:p>
-    <w:p>
-      <w:pPr>
-        <w:numPr>
-          <w:ilvl w:val="0"/>
-          <w:numId w:val="1004"/>
-        </w:numPr>
+    </w:p>
+    <w:p>
+      <w:pPr>
+        <w:pStyle w:val="BodyText"/>
       </w:pPr>
       <w:r>
         <w:t xml:space="preserve">DEREK: Tuesday. Here. In your clinic. Tasha comes to you.</w:t>
       </w:r>
-      <w:r>
-        <w:t xml:space="preserve"> </w:t>
-      </w:r>
-      <w:r>
-        <w:t xml:space="preserve">데릭: 화요일. 여기서. 당신 클리닉에서. 타샤가 직접 와요.</w:t>
-      </w:r>
-    </w:p>
-    <w:p>
-      <w:pPr>
-        <w:numPr>
-          <w:ilvl w:val="0"/>
-          <w:numId w:val="1004"/>
-        </w:numPr>
+    </w:p>
+    <w:p>
+      <w:pPr>
+        <w:pStyle w:val="BodyText"/>
       </w:pPr>
       <w:r>
         <w:t xml:space="preserve">KEISHA: And then I can order?</w:t>
       </w:r>
-      <w:r>
-        <w:t xml:space="preserve"> </w:t>
-      </w:r>
-      <w:r>
-        <w:t xml:space="preserve">키샤: 그럼 그다음에 주문할 수 있어요?</w:t>
-      </w:r>
-    </w:p>
-    <w:p>
-      <w:pPr>
-        <w:numPr>
-          <w:ilvl w:val="0"/>
-          <w:numId w:val="1004"/>
-        </w:numPr>
+    </w:p>
+    <w:p>
+      <w:pPr>
+        <w:pStyle w:val="BodyText"/>
       </w:pPr>
       <w:r>
         <w:t xml:space="preserve">DEREK: Tuesday afternoon. Same price. Same ten syringes. Plus two emergency kits.</w:t>
       </w:r>
-      <w:r>
-        <w:t xml:space="preserve"> </w:t>
-      </w:r>
-      <w:r>
-        <w:t xml:space="preserve">데릭: 화요일 오후. 같은 가격. 같은 주사기 10개. 거기에 응급 키트 두 개.</w:t>
-      </w:r>
-    </w:p>
-    <w:p>
-      <w:pPr>
-        <w:numPr>
-          <w:ilvl w:val="0"/>
-          <w:numId w:val="1004"/>
-        </w:numPr>
+    </w:p>
+    <w:p>
+      <w:pPr>
+        <w:pStyle w:val="BodyText"/>
       </w:pPr>
       <w:r>
         <w:t xml:space="preserve">KEISHA: You know what? That makes me trust you more, not less. Most reps would happily take my money today, and then I’d never see them in this clinic again.</w:t>
       </w:r>
-      <w:r>
-        <w:t xml:space="preserve"> </w:t>
-      </w:r>
-      <w:r>
-        <w:t xml:space="preserve">키샤: 그거 알아요? 그래서 오히려 더 믿음이 가요. 덜이 아니라. 대부분의 영업 사원은 오늘 기꺼이 제 돈을 받고, 그 뒤로 이 클리닉에서 다신 볼 수 없었을 거예요.</w:t>
-      </w:r>
-    </w:p>
-    <w:p>
-      <w:pPr>
-        <w:numPr>
-          <w:ilvl w:val="0"/>
-          <w:numId w:val="1004"/>
-        </w:numPr>
+    </w:p>
+    <w:p>
+      <w:pPr>
+        <w:pStyle w:val="BodyText"/>
       </w:pPr>
       <w:r>
         <w:t xml:space="preserve">NOAH: That’s… exactly what we hoped.</w:t>
       </w:r>
-      <w:r>
-        <w:t xml:space="preserve"> </w:t>
-      </w:r>
-      <w:r>
-        <w:t xml:space="preserve">노아: 그게… 바로 저희가 바란 거예요.</w:t>
-      </w:r>
-    </w:p>
-    <w:p>
-      <w:pPr>
-        <w:numPr>
-          <w:ilvl w:val="0"/>
-          <w:numId w:val="1004"/>
-        </w:numPr>
+    </w:p>
+    <w:p>
+      <w:pPr>
+        <w:pStyle w:val="BodyText"/>
       </w:pPr>
       <w:r>
         <w:t xml:space="preserve">KEISHA: Tuesday. Nine a.m. I’ll bring coffee this time.</w:t>
       </w:r>
-      <w:r>
-        <w:t xml:space="preserve"> </w:t>
-      </w:r>
-      <w:r>
-        <w:t xml:space="preserve">키샤: 화요일. 오전 9시. 이번엔 제가 커피 가져올게요.</w:t>
-      </w:r>
-    </w:p>
-    <w:p>
-      <w:pPr>
-        <w:numPr>
-          <w:ilvl w:val="0"/>
-          <w:numId w:val="1004"/>
-        </w:numPr>
+    </w:p>
+    <w:p>
+      <w:pPr>
+        <w:pStyle w:val="BodyText"/>
       </w:pPr>
       <w:r>
         <w:t xml:space="preserve">DEREK: Make it decaf for Tasha. She’s intense enough.</w:t>
-      </w:r>
-      <w:r>
-        <w:t xml:space="preserve"> </w:t>
-      </w:r>
-      <w:r>
-        <w:t xml:space="preserve">데릭: 타샤 건 디카페인으로요. 이미 충분히 강렬하거든요.</w:t>
       </w:r>
     </w:p>
     <w:bookmarkEnd w:id="24"/>
@@ -2089,257 +1111,122 @@
     </w:p>
     <w:p>
       <w:pPr>
-        <w:numPr>
-          <w:ilvl w:val="0"/>
-          <w:numId w:val="1005"/>
-        </w:numPr>
+        <w:pStyle w:val="FirstParagraph"/>
       </w:pPr>
       <w:r>
         <w:t xml:space="preserve">NOAH: Six visits. Zero orders. One trial order pending. Two trainings booked.</w:t>
       </w:r>
-      <w:r>
-        <w:t xml:space="preserve"> </w:t>
-      </w:r>
-      <w:r>
-        <w:t xml:space="preserve">노아: 방문 여섯 곳. 주문 0. 시험 주문 하나 대기. 교육 두 건 예약.</w:t>
-      </w:r>
-    </w:p>
-    <w:p>
-      <w:pPr>
-        <w:numPr>
-          <w:ilvl w:val="0"/>
-          <w:numId w:val="1005"/>
-        </w:numPr>
+    </w:p>
+    <w:p>
+      <w:pPr>
+        <w:pStyle w:val="BodyText"/>
       </w:pPr>
       <w:r>
         <w:t xml:space="preserve">DEREK: Plus one workshop venue. And Brenda owes me. That’s a great day.</w:t>
       </w:r>
-      <w:r>
-        <w:t xml:space="preserve"> </w:t>
-      </w:r>
-      <w:r>
-        <w:t xml:space="preserve">데릭: 거기에 워크숍 장소 하나. 그리고 브렌다가 내게 신세를 졌죠. 아주 좋은 하루예요.</w:t>
-      </w:r>
-    </w:p>
-    <w:p>
-      <w:pPr>
-        <w:numPr>
-          <w:ilvl w:val="0"/>
-          <w:numId w:val="1005"/>
-        </w:numPr>
+    </w:p>
+    <w:p>
+      <w:pPr>
+        <w:pStyle w:val="BodyText"/>
       </w:pPr>
       <w:r>
         <w:t xml:space="preserve">NOAH: You said no to four thousand dollars. I almost said yes.</w:t>
       </w:r>
-      <w:r>
-        <w:t xml:space="preserve"> </w:t>
-      </w:r>
-      <w:r>
-        <w:t xml:space="preserve">노아: 4,000달러를 거절했잖아요. 난 거의 받을 뻔했어요.</w:t>
-      </w:r>
-    </w:p>
-    <w:p>
-      <w:pPr>
-        <w:numPr>
-          <w:ilvl w:val="0"/>
-          <w:numId w:val="1005"/>
-        </w:numPr>
+    </w:p>
+    <w:p>
+      <w:pPr>
+        <w:pStyle w:val="BodyText"/>
       </w:pPr>
       <w:r>
         <w:t xml:space="preserve">DEREK: I know. I saw your face. Old Derek would have taken it, called it a win, and worried about training later. That’s how I hit my numbers at Kessler for years.</w:t>
       </w:r>
-      <w:r>
-        <w:t xml:space="preserve"> </w:t>
-      </w:r>
-      <w:r>
-        <w:t xml:space="preserve">데릭: 알아요. 얼굴 봤어요. 예전 데릭이었으면 받고, 승리라고 부르고, 교육 걱정은 나중에 했을 거예요. 케슬러에서 몇 년 동안 그렇게 실적을 맞췄죠.</w:t>
-      </w:r>
-    </w:p>
-    <w:p>
-      <w:pPr>
-        <w:numPr>
-          <w:ilvl w:val="0"/>
-          <w:numId w:val="1005"/>
-        </w:numPr>
+    </w:p>
+    <w:p>
+      <w:pPr>
+        <w:pStyle w:val="BodyText"/>
       </w:pPr>
       <w:r>
         <w:t xml:space="preserve">NOAH: What changed?</w:t>
       </w:r>
-      <w:r>
-        <w:t xml:space="preserve"> </w:t>
-      </w:r>
-      <w:r>
-        <w:t xml:space="preserve">노아: 뭐가 바뀐 거예요?</w:t>
-      </w:r>
-    </w:p>
-    <w:p>
-      <w:pPr>
-        <w:numPr>
-          <w:ilvl w:val="0"/>
-          <w:numId w:val="1005"/>
-        </w:numPr>
+    </w:p>
+    <w:p>
+      <w:pPr>
+        <w:pStyle w:val="BodyText"/>
       </w:pPr>
       <w:r>
         <w:t xml:space="preserve">DEREK: Keisha said she trusts us more. That’s worth more than four thousand.</w:t>
       </w:r>
-      <w:r>
-        <w:t xml:space="preserve"> </w:t>
-      </w:r>
-      <w:r>
-        <w:t xml:space="preserve">데릭: 키샤가 우릴 더 믿는다고 했잖아요. 그게 4,000달러보다 가치 있어요.</w:t>
-      </w:r>
-    </w:p>
-    <w:p>
-      <w:pPr>
-        <w:numPr>
-          <w:ilvl w:val="0"/>
-          <w:numId w:val="1005"/>
-        </w:numPr>
+    </w:p>
+    <w:p>
+      <w:pPr>
+        <w:pStyle w:val="BodyText"/>
       </w:pPr>
       <w:r>
         <w:t xml:space="preserve">NOAH: I’m changing my forecast. Half an order per day. Not two.</w:t>
       </w:r>
-      <w:r>
-        <w:t xml:space="preserve"> </w:t>
-      </w:r>
-      <w:r>
-        <w:t xml:space="preserve">노아: 예측을 바꿀게요. 하루 반 건. 두 건 말고.</w:t>
-      </w:r>
-    </w:p>
-    <w:p>
-      <w:pPr>
-        <w:numPr>
-          <w:ilvl w:val="0"/>
-          <w:numId w:val="1005"/>
-        </w:numPr>
+    </w:p>
+    <w:p>
+      <w:pPr>
+        <w:pStyle w:val="BodyText"/>
       </w:pPr>
       <w:r>
         <w:t xml:space="preserve">DEREK: Now you’re thinking like a rep. Your phone’s ringing.</w:t>
       </w:r>
-      <w:r>
-        <w:t xml:space="preserve"> </w:t>
-      </w:r>
-      <w:r>
-        <w:t xml:space="preserve">데릭: 이제 영업 사원처럼 생각하네요. 전화 울려요.</w:t>
-      </w:r>
-    </w:p>
-    <w:p>
-      <w:pPr>
-        <w:numPr>
-          <w:ilvl w:val="0"/>
-          <w:numId w:val="1005"/>
-        </w:numPr>
+    </w:p>
+    <w:p>
+      <w:pPr>
+        <w:pStyle w:val="BodyText"/>
       </w:pPr>
       <w:r>
         <w:t xml:space="preserve">AVA: Noah! Lakeway Skin just called. Dr. Nguyen. They reordered!</w:t>
       </w:r>
-      <w:r>
-        <w:t xml:space="preserve"> </w:t>
-      </w:r>
-      <w:r>
-        <w:t xml:space="preserve">에이바: 노아! 레이크웨이 스킨에서 방금 전화 왔어요. 응우옌 선생님. 재주문했어요!</w:t>
-      </w:r>
-    </w:p>
-    <w:p>
-      <w:pPr>
-        <w:numPr>
-          <w:ilvl w:val="0"/>
-          <w:numId w:val="1005"/>
-        </w:numPr>
+    </w:p>
+    <w:p>
+      <w:pPr>
+        <w:pStyle w:val="BodyText"/>
       </w:pPr>
       <w:r>
         <w:t xml:space="preserve">NOAH: Reordered? They got their first box last week!</w:t>
       </w:r>
-      <w:r>
-        <w:t xml:space="preserve"> </w:t>
-      </w:r>
-      <w:r>
-        <w:t xml:space="preserve">노아: 재주문? 첫 상자를 지난주에 받았잖아요!</w:t>
-      </w:r>
-    </w:p>
-    <w:p>
-      <w:pPr>
-        <w:numPr>
-          <w:ilvl w:val="0"/>
-          <w:numId w:val="1005"/>
-        </w:numPr>
+    </w:p>
+    <w:p>
+      <w:pPr>
+        <w:pStyle w:val="BodyText"/>
       </w:pPr>
       <w:r>
         <w:t xml:space="preserve">AVA: Twenty syringes. Dr. Nguyen said her patients loved the results, and the nurses feel ready because of the training. She didn’t even ask about a discount. She just reordered.</w:t>
       </w:r>
-      <w:r>
-        <w:t xml:space="preserve"> </w:t>
-      </w:r>
-      <w:r>
-        <w:t xml:space="preserve">에이바: 주사기 20개요. 응우옌 선생님 말로는 환자들이 결과를 아주 좋아했고, 교육 덕분에 간호사들도 준비됐다고 느낀대요. 할인 얘기도 안 했어요. 그냥 재주문했어요.</w:t>
-      </w:r>
-    </w:p>
-    <w:p>
-      <w:pPr>
-        <w:numPr>
-          <w:ilvl w:val="0"/>
-          <w:numId w:val="1005"/>
-        </w:numPr>
+    </w:p>
+    <w:p>
+      <w:pPr>
+        <w:pStyle w:val="BodyText"/>
       </w:pPr>
       <w:r>
         <w:t xml:space="preserve">DEREK: A reorder. That’s the only number that matters.</w:t>
       </w:r>
-      <w:r>
-        <w:t xml:space="preserve"> </w:t>
-      </w:r>
-      <w:r>
-        <w:t xml:space="preserve">데릭: 재주문. 그게 유일하게 중요한 숫자예요.</w:t>
-      </w:r>
-    </w:p>
-    <w:p>
-      <w:pPr>
-        <w:numPr>
-          <w:ilvl w:val="0"/>
-          <w:numId w:val="1005"/>
-        </w:numPr>
+    </w:p>
+    <w:p>
+      <w:pPr>
+        <w:pStyle w:val="BodyText"/>
       </w:pPr>
       <w:r>
         <w:t xml:space="preserve">NOAH: Why the only one?</w:t>
       </w:r>
-      <w:r>
-        <w:t xml:space="preserve"> </w:t>
-      </w:r>
-      <w:r>
-        <w:t xml:space="preserve">노아: 왜 그게 유일해요?</w:t>
-      </w:r>
-    </w:p>
-    <w:p>
-      <w:pPr>
-        <w:numPr>
-          <w:ilvl w:val="0"/>
-          <w:numId w:val="1005"/>
-        </w:numPr>
+    </w:p>
+    <w:p>
+      <w:pPr>
+        <w:pStyle w:val="BodyText"/>
       </w:pPr>
       <w:r>
         <w:t xml:space="preserve">DEREK: The first order is a promise. The second order is the truth.</w:t>
       </w:r>
-      <w:r>
-        <w:t xml:space="preserve"> </w:t>
-      </w:r>
-      <w:r>
-        <w:t xml:space="preserve">데릭: 첫 주문은 약속이에요. 두 번째 주문이 진실이고요.</w:t>
-      </w:r>
-    </w:p>
-    <w:p>
-      <w:pPr>
-        <w:numPr>
-          <w:ilvl w:val="0"/>
-          <w:numId w:val="1005"/>
-        </w:numPr>
+    </w:p>
+    <w:p>
+      <w:pPr>
+        <w:pStyle w:val="BodyText"/>
       </w:pPr>
       <w:r>
         <w:t xml:space="preserve">AVA: Should I tell Zoe? She’ll make a slide.</w:t>
-      </w:r>
-      <w:r>
-        <w:t xml:space="preserve"> </w:t>
-      </w:r>
-      <w:r>
-        <w:t xml:space="preserve">에이바: 조이한테 말할까요? 슬라이드 만들 거예요.</w:t>
       </w:r>
     </w:p>
     <w:p>
@@ -2480,7 +1367,7 @@
               <w:jc w:val="left"/>
             </w:pPr>
             <w:r>
-              <w:t xml:space="preserve">3턴. 현장을 모르는 계획을 꼬집는 표현.</w:t>
+              <w:t xml:space="preserve">도입. 현장을 모르는 계획을 꼬집는 표현.</w:t>
             </w:r>
           </w:p>
         </w:tc>
@@ -2530,7 +1417,7 @@
               <w:jc w:val="left"/>
             </w:pPr>
             <w:r>
-              <w:t xml:space="preserve">5턴. 게이트키퍼를 존중하라는 영업 원칙.</w:t>
+              <w:t xml:space="preserve">도입. 게이트키퍼를 존중하라는 영업 원칙.</w:t>
             </w:r>
           </w:p>
         </w:tc>
@@ -2580,7 +1467,7 @@
               <w:jc w:val="left"/>
             </w:pPr>
             <w:r>
-              <w:t xml:space="preserve">11턴. 영업 방문의 목표 설정.</w:t>
+              <w:t xml:space="preserve">도입. 영업 방문의 목표 설정.</w:t>
             </w:r>
           </w:p>
         </w:tc>
@@ -2630,7 +1517,7 @@
               <w:jc w:val="left"/>
             </w:pPr>
             <w:r>
-              <w:t xml:space="preserve">34턴. 상대가 준 시간보다 적게 약속해 신뢰를 얻는 표현.</w:t>
+              <w:t xml:space="preserve">장면1. 상대가 준 시간보다 적게 약속해 신뢰를 얻는 표현.</w:t>
             </w:r>
           </w:p>
         </w:tc>
@@ -2680,7 +1567,7 @@
               <w:jc w:val="left"/>
             </w:pPr>
             <w:r>
-              <w:t xml:space="preserve">39턴. 구매 장애물을 직접 묻는 질문.</w:t>
+              <w:t xml:space="preserve">장면1. 구매 장애물을 직접 묻는 질문.</w:t>
             </w:r>
           </w:p>
         </w:tc>
@@ -2730,7 +1617,7 @@
               <w:jc w:val="left"/>
             </w:pPr>
             <w:r>
-              <w:t xml:space="preserve">47턴. 모르는 것을 인정하고 다음 약속을 잡는 화법.</w:t>
+              <w:t xml:space="preserve">장면1. 모르는 것을 인정하고 다음 약속을 잡는 화법.</w:t>
             </w:r>
           </w:p>
         </w:tc>
@@ -2780,7 +1667,7 @@
               <w:jc w:val="left"/>
             </w:pPr>
             <w:r>
-              <w:t xml:space="preserve">60턴. 큰 결정을 작은 단계로 나누는 클로징.</w:t>
+              <w:t xml:space="preserve">장면2. 큰 결정을 작은 단계로 나누는 클로징.</w:t>
             </w:r>
           </w:p>
         </w:tc>
@@ -2830,7 +1717,7 @@
               <w:jc w:val="left"/>
             </w:pPr>
             <w:r>
-              <w:t xml:space="preserve">62턴. 관계가 아닌 제품으로 평가받겠다는 태도.</w:t>
+              <w:t xml:space="preserve">장면2. 관계가 아닌 제품으로 평가받겠다는 태도.</w:t>
             </w:r>
           </w:p>
         </w:tc>
@@ -2880,7 +1767,7 @@
               <w:jc w:val="left"/>
             </w:pPr>
             <w:r>
-              <w:t xml:space="preserve">102턴. 원칙 있는 거절이 신뢰를 만든다.</w:t>
+              <w:t xml:space="preserve">절정·전환. 원칙 있는 거절이 신뢰를 만든다.</w:t>
             </w:r>
           </w:p>
         </w:tc>
@@ -2930,7 +1817,7 @@
               <w:jc w:val="left"/>
             </w:pPr>
             <w:r>
-              <w:t xml:space="preserve">119턴. 재주문율이 핵심 지표인 이유.</w:t>
+              <w:t xml:space="preserve">마무리. 재주문율이 핵심 지표인 이유.</w:t>
             </w:r>
           </w:p>
         </w:tc>
@@ -3426,7 +2313,7 @@
           <w:bCs/>
           <w:b/>
         </w:rPr>
-        <w:t xml:space="preserve">94턴 DEREK:</w:t>
+        <w:t xml:space="preserve">DEREK (절정·전환):</w:t>
       </w:r>
       <w:r>
         <w:t xml:space="preserve"> </w:t>
@@ -3680,9 +2567,1069 @@
         <w:t xml:space="preserve">계약서 없이 작업을 시작해 달라는 오랜 고객에게 같은 구조로 30단어 안팎으로 거절해 보기.</w:t>
       </w:r>
     </w:p>
+    <w:p>
+      <w:r>
+        <w:pict>
+          <v:rect style="width:0;height:1.5pt" o:hralign="center" o:hrstd="t" o:hr="t"/>
+        </w:pict>
+      </w:r>
+    </w:p>
     <w:bookmarkEnd w:id="30"/>
     <w:bookmarkEnd w:id="31"/>
+    <w:bookmarkStart w:id="37" w:name="한국어-번역"/>
+    <w:p>
+      <w:pPr>
+        <w:pStyle w:val="Heading2"/>
+      </w:pPr>
+      <w:r>
+        <w:t xml:space="preserve">한국어 번역</w:t>
+      </w:r>
+    </w:p>
+    <w:bookmarkStart w:id="32" w:name="도입-오전-7시-derek의-차-1"/>
+    <w:p>
+      <w:pPr>
+        <w:pStyle w:val="Heading3"/>
+      </w:pPr>
+      <w:r>
+        <w:t xml:space="preserve">도입 — 오전 7시, Derek의 차</w:t>
+      </w:r>
+    </w:p>
+    <w:p>
+      <w:pPr>
+        <w:pStyle w:val="FirstParagraph"/>
+      </w:pPr>
+      <w:r>
+        <w:t xml:space="preserve">데릭: 오늘 방문 여섯 곳. 주문 예상치는 0. 괜찮아요?</w:t>
+      </w:r>
+    </w:p>
+    <w:p>
+      <w:pPr>
+        <w:pStyle w:val="BodyText"/>
+      </w:pPr>
+      <w:r>
+        <w:t xml:space="preserve">노아: 0이요? 내 예측엔 영업 사원당 하루 두 건인데.</w:t>
+      </w:r>
+    </w:p>
+    <w:p>
+      <w:pPr>
+        <w:pStyle w:val="BodyText"/>
+      </w:pPr>
+      <w:r>
+        <w:t xml:space="preserve">데릭: 바로 그래서 당신이 내 차에 탄 거예요. 예측은 사무실에서 만들어지지만, 주문은 대기실에서 만들어져요. 그리고 첫 방문은 대부분 주문 없이 끝나요.</w:t>
+      </w:r>
+    </w:p>
+    <w:p>
+      <w:pPr>
+        <w:pStyle w:val="BodyText"/>
+      </w:pPr>
+      <w:r>
+        <w:t xml:space="preserve">노아: 좋아요. 규칙은요?</w:t>
+      </w:r>
+    </w:p>
+    <w:p>
+      <w:pPr>
+        <w:pStyle w:val="BodyText"/>
+      </w:pPr>
+      <w:r>
+        <w:t xml:space="preserve">데릭: 규칙 1. 프런트도 고객이에요. 절대 그 사람들을 건너뛰지 마요.</w:t>
+      </w:r>
+    </w:p>
+    <w:p>
+      <w:pPr>
+        <w:pStyle w:val="BodyText"/>
+      </w:pPr>
+      <w:r>
+        <w:t xml:space="preserve">노아: 의사가 바로 거기 있어도요?</w:t>
+      </w:r>
+    </w:p>
+    <w:p>
+      <w:pPr>
+        <w:pStyle w:val="BodyText"/>
+      </w:pPr>
+      <w:r>
+        <w:t xml:space="preserve">데릭: 특히 그럴 때요. 프런트가 일정, 전화, 의사 기분까지 쥐고 있어요. 브렌다를 한 번 건너뛰면, 그녀는 그걸 영원히 기억해요. 그녀가 아는 모든 브렌다도요.</w:t>
+      </w:r>
+    </w:p>
+    <w:p>
+      <w:pPr>
+        <w:pStyle w:val="BodyText"/>
+      </w:pPr>
+      <w:r>
+        <w:t xml:space="preserve">노아: 브렌다가 누구예요?</w:t>
+      </w:r>
+    </w:p>
+    <w:p>
+      <w:pPr>
+        <w:pStyle w:val="BodyText"/>
+      </w:pPr>
+      <w:r>
+        <w:t xml:space="preserve">데릭: 모든 병원엔 브렌다가 있어요. 첫 번째 방문지엔 진짜 브렌다가 있고요.</w:t>
+      </w:r>
+    </w:p>
+    <w:p>
+      <w:pPr>
+        <w:pStyle w:val="BodyText"/>
+      </w:pPr>
+      <w:r>
+        <w:t xml:space="preserve">노아: 규칙 2?</w:t>
+      </w:r>
+    </w:p>
+    <w:p>
+      <w:pPr>
+        <w:pStyle w:val="BodyText"/>
+      </w:pPr>
+      <w:r>
+        <w:t xml:space="preserve">데릭: 방문 한 번에 목표 하나. 판매가 아니라. 다음 단계.</w:t>
+      </w:r>
+    </w:p>
+    <w:p>
+      <w:pPr>
+        <w:pStyle w:val="BodyText"/>
+      </w:pPr>
+      <w:r>
+        <w:t xml:space="preserve">노아: 어떤 다음 단계요?</w:t>
+      </w:r>
+    </w:p>
+    <w:p>
+      <w:pPr>
+        <w:pStyle w:val="BodyText"/>
+      </w:pPr>
+      <w:r>
+        <w:t xml:space="preserve">데릭: 두 번째 미팅. 교육 날짜. 이름 하나. 움직이는 거면 뭐든.</w:t>
+      </w:r>
+    </w:p>
+    <w:p>
+      <w:pPr>
+        <w:pStyle w:val="BodyText"/>
+      </w:pPr>
+      <w:r>
+        <w:t xml:space="preserve">노아: 그리고 규칙 3?</w:t>
+      </w:r>
+    </w:p>
+    <w:p>
+      <w:pPr>
+        <w:pStyle w:val="BodyText"/>
+      </w:pPr>
+      <w:r>
+        <w:t xml:space="preserve">데릭: 당신은 CEO예요. 하지만 오늘은 내 인턴이에요. 말 줄여요.</w:t>
+      </w:r>
+    </w:p>
     <w:bookmarkEnd w:id="32"/>
+    <w:bookmarkStart w:id="33" w:name="장면1-방문-12-프런트와-복도-1"/>
+    <w:p>
+      <w:pPr>
+        <w:pStyle w:val="Heading3"/>
+      </w:pPr>
+      <w:r>
+        <w:t xml:space="preserve">장면1 — 방문 1·2: 프런트와 복도</w:t>
+      </w:r>
+    </w:p>
+    <w:p>
+      <w:pPr>
+        <w:pStyle w:val="FirstParagraph"/>
+      </w:pPr>
+      <w:r>
+        <w:t xml:space="preserve">브렌다: 좋은 아침이에요. 파텔 선생님은 영업 사원을 안 만나세요. 안내문에 있어요.</w:t>
+      </w:r>
+    </w:p>
+    <w:p>
+      <w:pPr>
+        <w:pStyle w:val="BodyText"/>
+      </w:pPr>
+      <w:r>
+        <w:t xml:space="preserve">데릭: 좋은 아침, 브렌다. 안내문 봤어요. 파텔 선생님 뵈러 온 거 아니에요.</w:t>
+      </w:r>
+    </w:p>
+    <w:p>
+      <w:pPr>
+        <w:pStyle w:val="BodyText"/>
+      </w:pPr>
+      <w:r>
+        <w:t xml:space="preserve">브렌다: 그럼 누구 보러 왔어요?</w:t>
+      </w:r>
+    </w:p>
+    <w:p>
+      <w:pPr>
+        <w:pStyle w:val="BodyText"/>
+      </w:pPr>
+      <w:r>
+        <w:t xml:space="preserve">데릭: 당신이요. 새 예약 시스템은 어때요? 아직 월요일마다 먹통이에요?</w:t>
+      </w:r>
+    </w:p>
+    <w:p>
+      <w:pPr>
+        <w:pStyle w:val="BodyText"/>
+      </w:pPr>
+      <w:r>
+        <w:t xml:space="preserve">브렌다: 으. 매주 월요일이요. 그걸 어떻게 알아요?</w:t>
+      </w:r>
+    </w:p>
+    <w:p>
+      <w:pPr>
+        <w:pStyle w:val="BodyText"/>
+      </w:pPr>
+      <w:r>
+        <w:t xml:space="preserve">데릭: 이 거리 병원 세 곳이 그걸 써요. 같은 문제. 7시 55분에 캐시를 지워요.</w:t>
+      </w:r>
+    </w:p>
+    <w:p>
+      <w:pPr>
+        <w:pStyle w:val="BodyText"/>
+      </w:pPr>
+      <w:r>
+        <w:t xml:space="preserve">브렌다: …그거 진짜 될지도. 친구분은 누구예요?</w:t>
+      </w:r>
+    </w:p>
+    <w:p>
+      <w:pPr>
+        <w:pStyle w:val="BodyText"/>
+      </w:pPr>
+      <w:r>
+        <w:t xml:space="preserve">노아: 노아예요. 저는… 오늘 데릭의 인턴이에요.</w:t>
+      </w:r>
+    </w:p>
+    <w:p>
+      <w:pPr>
+        <w:pStyle w:val="BodyText"/>
+      </w:pPr>
+      <w:r>
+        <w:t xml:space="preserve">데릭: 브렌다, 하나만요. 간호사분들 거예요. 브로슈어 말고. 응급 카드.</w:t>
+      </w:r>
+    </w:p>
+    <w:p>
+      <w:pPr>
+        <w:pStyle w:val="BodyText"/>
+      </w:pPr>
+      <w:r>
+        <w:t xml:space="preserve">브렌다:</w:t>
+      </w:r>
+      <w:r>
+        <w:t xml:space="preserve"> </w:t>
+      </w:r>
+      <w:r>
+        <w:t xml:space="preserve">“</w:t>
+      </w:r>
+      <w:r>
+        <w:t xml:space="preserve">처음 10초.</w:t>
+      </w:r>
+      <w:r>
+        <w:t xml:space="preserve">”</w:t>
+      </w:r>
+      <w:r>
+        <w:t xml:space="preserve"> </w:t>
+      </w:r>
+      <w:r>
+        <w:t xml:space="preserve">이거 영업용이에요?</w:t>
+      </w:r>
+    </w:p>
+    <w:p>
+      <w:pPr>
+        <w:pStyle w:val="BodyText"/>
+      </w:pPr>
+      <w:r>
+        <w:t xml:space="preserve">데릭: 무료예요. 어떤 필러에든 써요. 루마덤에도.</w:t>
+      </w:r>
+    </w:p>
+    <w:p>
+      <w:pPr>
+        <w:pStyle w:val="BodyText"/>
+      </w:pPr>
+      <w:r>
+        <w:t xml:space="preserve">브렌다: 흠. 작년에 우리 간호사가 한 번 식겁했었어요. 전해 줄게요.</w:t>
+      </w:r>
+    </w:p>
+    <w:p>
+      <w:pPr>
+        <w:pStyle w:val="BodyText"/>
+      </w:pPr>
+      <w:r>
+        <w:t xml:space="preserve">데릭: 그게 다예요. 좋은 월요일 보내요, 브렌다.</w:t>
+      </w:r>
+    </w:p>
+    <w:p>
+      <w:pPr>
+        <w:pStyle w:val="BodyText"/>
+      </w:pPr>
+      <w:r>
+        <w:t xml:space="preserve">노아: 그게 다예요? 우리 제품은 말도 안 했잖아요.</w:t>
+      </w:r>
+    </w:p>
+    <w:p>
+      <w:pPr>
+        <w:pStyle w:val="BodyText"/>
+      </w:pPr>
+      <w:r>
+        <w:t xml:space="preserve">데릭: 다음 단계 완료. 이제 브렌다가 내 얼굴을 알고, 캐시 요령 덕에 내게 신세를 졌죠. 제품을 들고 다시 오면 문을 열어 줄 거예요. 그게 좋은 방문이에요.</w:t>
+      </w:r>
+    </w:p>
+    <w:p>
+      <w:pPr>
+        <w:pStyle w:val="BodyText"/>
+      </w:pPr>
+      <w:r>
+        <w:t xml:space="preserve">노아: 방문 2는요?</w:t>
+      </w:r>
+    </w:p>
+    <w:p>
+      <w:pPr>
+        <w:pStyle w:val="BodyText"/>
+      </w:pPr>
+      <w:r>
+        <w:t xml:space="preserve">데릭: 오마르 하다드 선생님. 아주 바빠요. 복도에서 잡을 거예요. 5분. 최대.</w:t>
+      </w:r>
+    </w:p>
+    <w:p>
+      <w:pPr>
+        <w:pStyle w:val="BodyText"/>
+      </w:pPr>
+      <w:r>
+        <w:t xml:space="preserve">하다드: 데릭. 4분 있어요. 걸으면서 해요.</w:t>
+      </w:r>
+    </w:p>
+    <w:p>
+      <w:pPr>
+        <w:pStyle w:val="BodyText"/>
+      </w:pPr>
+      <w:r>
+        <w:t xml:space="preserve">데릭: 3분만 쓸게요. 이쪽은 노아. 우리 CEO예요.</w:t>
+      </w:r>
+    </w:p>
+    <w:p>
+      <w:pPr>
+        <w:pStyle w:val="BodyText"/>
+      </w:pPr>
+      <w:r>
+        <w:t xml:space="preserve">하다드: CEO가? 내 복도에? 상황이 절박한가 보네.</w:t>
+      </w:r>
+    </w:p>
+    <w:p>
+      <w:pPr>
+        <w:pStyle w:val="BodyText"/>
+      </w:pPr>
+      <w:r>
+        <w:t xml:space="preserve">노아: 절박한 게 아니라. 궁금해서요. 하다드 선생님, 필러를 바꿀 생각 있으세요?</w:t>
+      </w:r>
+    </w:p>
+    <w:p>
+      <w:pPr>
+        <w:pStyle w:val="BodyText"/>
+      </w:pPr>
+      <w:r>
+        <w:t xml:space="preserve">하다드: 어쩌면. 심포지엄 봤어요. 무료 교육은 영리했어요.</w:t>
+      </w:r>
+    </w:p>
+    <w:p>
+      <w:pPr>
+        <w:pStyle w:val="BodyText"/>
+      </w:pPr>
+      <w:r>
+        <w:t xml:space="preserve">노아: 감사합니다. 그래서 플렉스링크가 2.8배 빠르게…</w:t>
+      </w:r>
+    </w:p>
+    <w:p>
+      <w:pPr>
+        <w:pStyle w:val="BodyText"/>
+      </w:pPr>
+      <w:r>
+        <w:t xml:space="preserve">데릭: 하다드 선생님, 뭐가 망설여지세요? 솔직하게요?</w:t>
+      </w:r>
+    </w:p>
+    <w:p>
+      <w:pPr>
+        <w:pStyle w:val="BodyText"/>
+      </w:pPr>
+      <w:r>
+        <w:t xml:space="preserve">하다드: 두 가지요. 첫째, 우리 직원들은 루마덤을 알고 익숙해요. 바꾸면 전원을 재교육해야 하고, 재교육하면 환자 보는 하루를 통째로 날려요.</w:t>
+      </w:r>
+    </w:p>
+    <w:p>
+      <w:pPr>
+        <w:pStyle w:val="BodyText"/>
+      </w:pPr>
+      <w:r>
+        <w:t xml:space="preserve">데릭: 그리고 두 번째는요?</w:t>
+      </w:r>
+    </w:p>
+    <w:p>
+      <w:pPr>
+        <w:pStyle w:val="BodyText"/>
+      </w:pPr>
+      <w:r>
+        <w:t xml:space="preserve">하다드: 둘째, 환자들이 루마덤을 이름으로 찾아요. 할번이 TV에 수백만 달러를 쓰니까, 이미 마음을 정하고 들어오죠. 상담할 때마다 당신네 제품을 설명해야 할 거예요.</w:t>
+      </w:r>
+    </w:p>
+    <w:p>
+      <w:pPr>
+        <w:pStyle w:val="BodyText"/>
+      </w:pPr>
+      <w:r>
+        <w:t xml:space="preserve">데릭: 그러니까 문제는 교체 비용. 그리고 환자 수요네요.</w:t>
+      </w:r>
+    </w:p>
+    <w:p>
+      <w:pPr>
+        <w:pStyle w:val="BodyText"/>
+      </w:pPr>
+      <w:r>
+        <w:t xml:space="preserve">하다드: 바로 그거예요. 당신네 과학이 아니라. 과학은 믿어요.</w:t>
+      </w:r>
+    </w:p>
+    <w:p>
+      <w:pPr>
+        <w:pStyle w:val="BodyText"/>
+      </w:pPr>
+      <w:r>
+        <w:t xml:space="preserve">데릭: 교육을 점심시간에 하면요? 두 번 나눠서. 하루를 날리지 않게.</w:t>
+      </w:r>
+    </w:p>
+    <w:p>
+      <w:pPr>
+        <w:pStyle w:val="BodyText"/>
+      </w:pPr>
+      <w:r>
+        <w:t xml:space="preserve">하다드: 점심이라… 어쩌면. 그럼 환자들은요?</w:t>
+      </w:r>
+    </w:p>
+    <w:p>
+      <w:pPr>
+        <w:pStyle w:val="BodyText"/>
+      </w:pPr>
+      <w:r>
+        <w:t xml:space="preserve">데릭: 그 답은 아직 없어요. 가져올게요. 다음 달에요?</w:t>
+      </w:r>
+    </w:p>
+    <w:p>
+      <w:pPr>
+        <w:pStyle w:val="BodyText"/>
+      </w:pPr>
+      <w:r>
+        <w:t xml:space="preserve">하다드: 다음 달. 브렌다 사촌한테 전화해요. 우리 사무장. 시간 끝.</w:t>
+      </w:r>
+    </w:p>
+    <w:p>
+      <w:pPr>
+        <w:pStyle w:val="BodyText"/>
+      </w:pPr>
+      <w:r>
+        <w:t xml:space="preserve">노아: 중간에 피칭을 시작했네요. 미안해요.</w:t>
+      </w:r>
+    </w:p>
+    <w:p>
+      <w:pPr>
+        <w:pStyle w:val="BodyText"/>
+      </w:pPr>
+      <w:r>
+        <w:t xml:space="preserve">데릭: 그랬죠. 잠깐 그 사람을 놓쳤어요. 그래도 제가 장애물을 물었고, 결국 진짜 문제를 말해 줬어요. 잊기 전에 적어 둬요.</w:t>
+      </w:r>
+    </w:p>
+    <w:bookmarkEnd w:id="33"/>
+    <w:bookmarkStart w:id="34" w:name="장면2-방문-4-옛-거래처-1"/>
+    <w:p>
+      <w:pPr>
+        <w:pStyle w:val="Heading3"/>
+      </w:pPr>
+      <w:r>
+        <w:t xml:space="preserve">장면2 — 방문 4: 옛 거래처</w:t>
+      </w:r>
+    </w:p>
+    <w:p>
+      <w:pPr>
+        <w:pStyle w:val="FirstParagraph"/>
+      </w:pPr>
+      <w:r>
+        <w:t xml:space="preserve">웨이드: 데릭 쇼. 케슬러 떠났다며. 세 사람한테 들었어요.</w:t>
+      </w:r>
+    </w:p>
+    <w:p>
+      <w:pPr>
+        <w:pStyle w:val="BodyText"/>
+      </w:pPr>
+      <w:r>
+        <w:t xml:space="preserve">데릭: 웨이드 선생님. 맞게 들으셨어요. 이쪽은 노아 베넷.</w:t>
+      </w:r>
+    </w:p>
+    <w:p>
+      <w:pPr>
+        <w:pStyle w:val="BodyText"/>
+      </w:pPr>
+      <w:r>
+        <w:t xml:space="preserve">웨이드: 그 오빠. 패널 영상에서. 그 영상 두 번 봤어요.</w:t>
+      </w:r>
+    </w:p>
+    <w:p>
+      <w:pPr>
+        <w:pStyle w:val="BodyText"/>
+      </w:pPr>
+      <w:r>
+        <w:t xml:space="preserve">노아: 제 동생은 자기가 우리 마케팅 스토리가 아니라고 할 거예요.</w:t>
+      </w:r>
+    </w:p>
+    <w:p>
+      <w:pPr>
+        <w:pStyle w:val="BodyText"/>
+      </w:pPr>
+      <w:r>
+        <w:t xml:space="preserve">웨이드: 그럼 좋은 증인이었다고 전해 줘요. 데릭, 앉아요. 원하는 게 뭐예요?</w:t>
+      </w:r>
+    </w:p>
+    <w:p>
+      <w:pPr>
+        <w:pStyle w:val="BodyText"/>
+      </w:pPr>
+      <w:r>
+        <w:t xml:space="preserve">데릭: 10년 전에 케슬러로 바꾸셨죠. 저 때문에요. 승낙하시기 전까지 9개월 동안 매주 화요일 찾아왔었죠. 그거 잊지 않았어요.</w:t>
+      </w:r>
+    </w:p>
+    <w:p>
+      <w:pPr>
+        <w:pStyle w:val="BodyText"/>
+      </w:pPr>
+      <w:r>
+        <w:t xml:space="preserve">웨이드: 그리고 커피 기억나요. 끔찍했죠.</w:t>
+      </w:r>
+    </w:p>
+    <w:p>
+      <w:pPr>
+        <w:pStyle w:val="BodyText"/>
+      </w:pPr>
+      <w:r>
+        <w:t xml:space="preserve">데릭: 바꾸라는 게 아니에요. 써 보시라는 거예요.</w:t>
+      </w:r>
+    </w:p>
+    <w:p>
+      <w:pPr>
+        <w:pStyle w:val="BodyText"/>
+      </w:pPr>
+      <w:r>
+        <w:t xml:space="preserve">웨이드: 어떻게 써 봐요?</w:t>
+      </w:r>
+    </w:p>
+    <w:p>
+      <w:pPr>
+        <w:pStyle w:val="BodyText"/>
+      </w:pPr>
+      <w:r>
+        <w:t xml:space="preserve">데릭: 시험 주문부터 시작하죠. 주사기 10개. 의사 두 분.</w:t>
+      </w:r>
+    </w:p>
+    <w:p>
+      <w:pPr>
+        <w:pStyle w:val="BodyText"/>
+      </w:pPr>
+      <w:r>
+        <w:t xml:space="preserve">웨이드: 10개. 그건 아무것도 아니잖아요. 왜 그렇게 적어요?</w:t>
+      </w:r>
+    </w:p>
+    <w:p>
+      <w:pPr>
+        <w:pStyle w:val="BodyText"/>
+      </w:pPr>
+      <w:r>
+        <w:t xml:space="preserve">데릭: 직접 판단하실 수 있게요. 주사기 10개, 의사 두 분, 실제 환자. 옛날 정 때문에 절 믿으시길 바라지 않아요. 제품을 판단해 주시길 바라요.</w:t>
+      </w:r>
+    </w:p>
+    <w:p>
+      <w:pPr>
+        <w:pStyle w:val="BodyText"/>
+      </w:pPr>
+      <w:r>
+        <w:t xml:space="preserve">웨이드: 가격은요? 오랜 친구한테?</w:t>
+      </w:r>
+    </w:p>
+    <w:p>
+      <w:pPr>
+        <w:pStyle w:val="BodyText"/>
+      </w:pPr>
+      <w:r>
+        <w:t xml:space="preserve">데릭: 모두와 같아요. 395. 더 해 드릴 수 없고, 베이라의 누구도 못 해요. 비밀 할인을 해 드리면, 다음 병원에 거짓말을 해야 하니까요.</w:t>
+      </w:r>
+    </w:p>
+    <w:p>
+      <w:pPr>
+        <w:pStyle w:val="BodyText"/>
+      </w:pPr>
+      <w:r>
+        <w:t xml:space="preserve">웨이드: 윙크 없어요?</w:t>
+      </w:r>
+      <w:r>
+        <w:t xml:space="preserve"> </w:t>
+      </w:r>
+      <w:r>
+        <w:t xml:space="preserve">“</w:t>
+      </w:r>
+      <w:r>
+        <w:t xml:space="preserve">매니저랑 얘기해 볼게요</w:t>
+      </w:r>
+      <w:r>
+        <w:t xml:space="preserve">”</w:t>
+      </w:r>
+      <w:r>
+        <w:t xml:space="preserve">도 없고?</w:t>
+      </w:r>
+    </w:p>
+    <w:p>
+      <w:pPr>
+        <w:pStyle w:val="BodyText"/>
+      </w:pPr>
+      <w:r>
+        <w:t xml:space="preserve">데릭: 윙크 없어요. 새 회사. 새 규칙.</w:t>
+      </w:r>
+    </w:p>
+    <w:p>
+      <w:pPr>
+        <w:pStyle w:val="BodyText"/>
+      </w:pPr>
+      <w:r>
+        <w:t xml:space="preserve">웨이드: 변했네요, 데릭.</w:t>
+      </w:r>
+    </w:p>
+    <w:p>
+      <w:pPr>
+        <w:pStyle w:val="BodyText"/>
+      </w:pPr>
+      <w:r>
+        <w:t xml:space="preserve">데릭: 롤플레이에서 떨어졌어요. 저한텐 좋은 일이었죠.</w:t>
+      </w:r>
+    </w:p>
+    <w:p>
+      <w:pPr>
+        <w:pStyle w:val="BodyText"/>
+      </w:pPr>
+      <w:r>
+        <w:t xml:space="preserve">노아: 조건 하나 있어요, 웨이드 선생님. 교육 먼저. 그다음 출고.</w:t>
+      </w:r>
+    </w:p>
+    <w:p>
+      <w:pPr>
+        <w:pStyle w:val="BodyText"/>
+      </w:pPr>
+      <w:r>
+        <w:t xml:space="preserve">웨이드: 나한테도요? 22년 차인데?</w:t>
+      </w:r>
+    </w:p>
+    <w:p>
+      <w:pPr>
+        <w:pStyle w:val="BodyText"/>
+      </w:pPr>
+      <w:r>
+        <w:t xml:space="preserve">노아: 선생님께도요. 저한테도요. 저도 받았어요.</w:t>
+      </w:r>
+    </w:p>
+    <w:p>
+      <w:pPr>
+        <w:pStyle w:val="BodyText"/>
+      </w:pPr>
+      <w:r>
+        <w:t xml:space="preserve">웨이드: 좋아요. 다음 주 목요일. 우리 팀 전부. 그리고 두 번째 부탁.</w:t>
+      </w:r>
+    </w:p>
+    <w:p>
+      <w:pPr>
+        <w:pStyle w:val="BodyText"/>
+      </w:pPr>
+      <w:r>
+        <w:t xml:space="preserve">데릭: 뭐든요.</w:t>
+      </w:r>
+    </w:p>
+    <w:p>
+      <w:pPr>
+        <w:pStyle w:val="BodyText"/>
+      </w:pPr>
+      <w:r>
+        <w:t xml:space="preserve">웨이드: AAD에서 그 훈련 얘기 들었어요. 여기로 가져와요. 댈러스로.</w:t>
+      </w:r>
+    </w:p>
+    <w:p>
+      <w:pPr>
+        <w:pStyle w:val="BodyText"/>
+      </w:pPr>
+      <w:r>
+        <w:t xml:space="preserve">노아: 라이브 워크숍을 계획하고 있어요. 엘레나가 시술해요. 의사 50명.</w:t>
+      </w:r>
+    </w:p>
+    <w:p>
+      <w:pPr>
+        <w:pStyle w:val="BodyText"/>
+      </w:pPr>
+      <w:r>
+        <w:t xml:space="preserve">웨이드: 어디서요?</w:t>
+      </w:r>
+    </w:p>
+    <w:p>
+      <w:pPr>
+        <w:pStyle w:val="BodyText"/>
+      </w:pPr>
+      <w:r>
+        <w:t xml:space="preserve">노아: 아직 장소를 못 찾았어요.</w:t>
+      </w:r>
+    </w:p>
+    <w:p>
+      <w:pPr>
+        <w:pStyle w:val="BodyText"/>
+      </w:pPr>
+      <w:r>
+        <w:t xml:space="preserve">웨이드: 이제 찾았네요. 우리 교육 센터. 40석. 의자 열 개 더 놓을게요.</w:t>
+      </w:r>
+    </w:p>
+    <w:p>
+      <w:pPr>
+        <w:pStyle w:val="BodyText"/>
+      </w:pPr>
+      <w:r>
+        <w:t xml:space="preserve">데릭: 웨이드 선생님, 정말 대단하세요.</w:t>
+      </w:r>
+    </w:p>
+    <w:p>
+      <w:pPr>
+        <w:pStyle w:val="BodyText"/>
+      </w:pPr>
+      <w:r>
+        <w:t xml:space="preserve">웨이드: 궁금한 거예요. 그건 다르죠. 내 마음 바뀌기 전에 가요.</w:t>
+      </w:r>
+    </w:p>
+    <w:bookmarkEnd w:id="34"/>
+    <w:bookmarkStart w:id="35" w:name="절정전환-방문-6-작은-클리닉-1"/>
+    <w:p>
+      <w:pPr>
+        <w:pStyle w:val="Heading3"/>
+      </w:pPr>
+      <w:r>
+        <w:t xml:space="preserve">절정·전환 — 방문 6: 작은 클리닉</w:t>
+      </w:r>
+    </w:p>
+    <w:p>
+      <w:pPr>
+        <w:pStyle w:val="FirstParagraph"/>
+      </w:pPr>
+      <w:r>
+        <w:t xml:space="preserve">키샤: 들어오세요! 키샤예요. 전문 간호사. 여기가 제 클리닉이에요. 방 네 개 전부.</w:t>
+      </w:r>
+    </w:p>
+    <w:p>
+      <w:pPr>
+        <w:pStyle w:val="BodyText"/>
+      </w:pPr>
+      <w:r>
+        <w:t xml:space="preserve">데릭: 5시에 만나 주셔서 감사해요. 긴 하루였죠?</w:t>
+      </w:r>
+    </w:p>
+    <w:p>
+      <w:pPr>
+        <w:pStyle w:val="BodyText"/>
+      </w:pPr>
+      <w:r>
+        <w:t xml:space="preserve">키샤: 환자 열두 명. 그래도 만나고 싶었어요. 당신네 카드를 다운로드했거든요.</w:t>
+      </w:r>
+    </w:p>
+    <w:p>
+      <w:pPr>
+        <w:pStyle w:val="BodyText"/>
+      </w:pPr>
+      <w:r>
+        <w:t xml:space="preserve">노아: 처음 10초요?</w:t>
+      </w:r>
+    </w:p>
+    <w:p>
+      <w:pPr>
+        <w:pStyle w:val="BodyText"/>
+      </w:pPr>
+      <w:r>
+        <w:t xml:space="preserve">키샤: 제 벽에 붙어 있어요. 모든 방에. 당신네 필러를 원해요. 오늘.</w:t>
+      </w:r>
+    </w:p>
+    <w:p>
+      <w:pPr>
+        <w:pStyle w:val="BodyText"/>
+      </w:pPr>
+      <w:r>
+        <w:t xml:space="preserve">노아: 오늘이요?</w:t>
+      </w:r>
+    </w:p>
+    <w:p>
+      <w:pPr>
+        <w:pStyle w:val="BodyText"/>
+      </w:pPr>
+      <w:r>
+        <w:t xml:space="preserve">키샤: 주사기 10개. 4,000달러. 신용카드 준비돼 있어요.</w:t>
+      </w:r>
+    </w:p>
+    <w:p>
+      <w:pPr>
+        <w:pStyle w:val="BodyText"/>
+      </w:pPr>
+      <w:r>
+        <w:t xml:space="preserve">노아: 데릭, 그게 댈러스 첫 주문이에요.</w:t>
+      </w:r>
+    </w:p>
+    <w:p>
+      <w:pPr>
+        <w:pStyle w:val="BodyText"/>
+      </w:pPr>
+      <w:r>
+        <w:t xml:space="preserve">데릭: 키샤, 저희 인증 과정을 들으셨어요?</w:t>
+      </w:r>
+    </w:p>
+    <w:p>
+      <w:pPr>
+        <w:pStyle w:val="BodyText"/>
+      </w:pPr>
+      <w:r>
+        <w:t xml:space="preserve">키샤: 아직이요. 하지만 8년 동안 시술했고, 심각한 문제는 한 번도 없었어요. 카드도 벌써 두 번 읽었어요. 솔직히 전 괜찮다고 생각해요.</w:t>
+      </w:r>
+    </w:p>
+    <w:p>
+      <w:pPr>
+        <w:pStyle w:val="BodyText"/>
+      </w:pPr>
+      <w:r>
+        <w:t xml:space="preserve">노아: 데릭…</w:t>
+      </w:r>
+    </w:p>
+    <w:p>
+      <w:pPr>
+        <w:pStyle w:val="BodyText"/>
+      </w:pPr>
+      <w:r>
+        <w:t xml:space="preserve">데릭: 그럼 오늘은 팔 수 없어요. 죄송해요.</w:t>
+      </w:r>
+    </w:p>
+    <w:p>
+      <w:pPr>
+        <w:pStyle w:val="BodyText"/>
+      </w:pPr>
+      <w:r>
+        <w:t xml:space="preserve">키샤: 4,000달러를 거절하는 거예요?</w:t>
+      </w:r>
+    </w:p>
+    <w:p>
+      <w:pPr>
+        <w:pStyle w:val="BodyText"/>
+      </w:pPr>
+      <w:r>
+        <w:t xml:space="preserve">데릭: 오늘은요. 교육은 모든 고객에게 먼저예요. 우리 CEO까지 포함해서요. 당신 실력 문제가 아니에요. 클리닉의 모든 사람이 같은 응급 단계를 알게 하려는 거예요.</w:t>
+      </w:r>
+    </w:p>
+    <w:p>
+      <w:pPr>
+        <w:pStyle w:val="BodyText"/>
+      </w:pPr>
+      <w:r>
+        <w:t xml:space="preserve">노아: 사실이에요. 전 처음에 떨어졌어요.</w:t>
+      </w:r>
+    </w:p>
+    <w:p>
+      <w:pPr>
+        <w:pStyle w:val="BodyText"/>
+      </w:pPr>
+      <w:r>
+        <w:t xml:space="preserve">키샤: CEO가 떨어졌다고요? 좋아요, 이제 제 점수가 걱정되네요.</w:t>
+      </w:r>
+    </w:p>
+    <w:p>
+      <w:pPr>
+        <w:pStyle w:val="BodyText"/>
+      </w:pPr>
+      <w:r>
+        <w:t xml:space="preserve">데릭: 걱정 마요. 이미 벽에 카드가 있잖아요. 반은 온 거예요.</w:t>
+      </w:r>
+    </w:p>
+    <w:p>
+      <w:pPr>
+        <w:pStyle w:val="BodyText"/>
+      </w:pPr>
+      <w:r>
+        <w:t xml:space="preserve">키샤: 다음 과정은 언제예요?</w:t>
+      </w:r>
+    </w:p>
+    <w:p>
+      <w:pPr>
+        <w:pStyle w:val="BodyText"/>
+      </w:pPr>
+      <w:r>
+        <w:t xml:space="preserve">데릭: 화요일. 여기서. 당신 클리닉에서. 타샤가 직접 와요.</w:t>
+      </w:r>
+    </w:p>
+    <w:p>
+      <w:pPr>
+        <w:pStyle w:val="BodyText"/>
+      </w:pPr>
+      <w:r>
+        <w:t xml:space="preserve">키샤: 그럼 그다음에 주문할 수 있어요?</w:t>
+      </w:r>
+    </w:p>
+    <w:p>
+      <w:pPr>
+        <w:pStyle w:val="BodyText"/>
+      </w:pPr>
+      <w:r>
+        <w:t xml:space="preserve">데릭: 화요일 오후. 같은 가격. 같은 주사기 10개. 거기에 응급 키트 두 개.</w:t>
+      </w:r>
+    </w:p>
+    <w:p>
+      <w:pPr>
+        <w:pStyle w:val="BodyText"/>
+      </w:pPr>
+      <w:r>
+        <w:t xml:space="preserve">키샤: 그거 알아요? 그래서 오히려 더 믿음이 가요. 덜이 아니라. 대부분의 영업 사원은 오늘 기꺼이 제 돈을 받고, 그 뒤로 이 클리닉에서 다신 볼 수 없었을 거예요.</w:t>
+      </w:r>
+    </w:p>
+    <w:p>
+      <w:pPr>
+        <w:pStyle w:val="BodyText"/>
+      </w:pPr>
+      <w:r>
+        <w:t xml:space="preserve">노아: 그게… 바로 저희가 바란 거예요.</w:t>
+      </w:r>
+    </w:p>
+    <w:p>
+      <w:pPr>
+        <w:pStyle w:val="BodyText"/>
+      </w:pPr>
+      <w:r>
+        <w:t xml:space="preserve">키샤: 화요일. 오전 9시. 이번엔 제가 커피 가져올게요.</w:t>
+      </w:r>
+    </w:p>
+    <w:p>
+      <w:pPr>
+        <w:pStyle w:val="BodyText"/>
+      </w:pPr>
+      <w:r>
+        <w:t xml:space="preserve">데릭: 타샤 건 디카페인으로요. 이미 충분히 강렬하거든요.</w:t>
+      </w:r>
+    </w:p>
+    <w:bookmarkEnd w:id="35"/>
+    <w:bookmarkStart w:id="36" w:name="마무리-오후-6시-귀로-1"/>
+    <w:p>
+      <w:pPr>
+        <w:pStyle w:val="Heading3"/>
+      </w:pPr>
+      <w:r>
+        <w:t xml:space="preserve">마무리 — 오후 6시, 귀로</w:t>
+      </w:r>
+    </w:p>
+    <w:p>
+      <w:pPr>
+        <w:pStyle w:val="FirstParagraph"/>
+      </w:pPr>
+      <w:r>
+        <w:t xml:space="preserve">노아: 방문 여섯 곳. 주문 0. 시험 주문 하나 대기. 교육 두 건 예약.</w:t>
+      </w:r>
+    </w:p>
+    <w:p>
+      <w:pPr>
+        <w:pStyle w:val="BodyText"/>
+      </w:pPr>
+      <w:r>
+        <w:t xml:space="preserve">데릭: 거기에 워크숍 장소 하나. 그리고 브렌다가 내게 신세를 졌죠. 아주 좋은 하루예요.</w:t>
+      </w:r>
+    </w:p>
+    <w:p>
+      <w:pPr>
+        <w:pStyle w:val="BodyText"/>
+      </w:pPr>
+      <w:r>
+        <w:t xml:space="preserve">노아: 4,000달러를 거절했잖아요. 난 거의 받을 뻔했어요.</w:t>
+      </w:r>
+    </w:p>
+    <w:p>
+      <w:pPr>
+        <w:pStyle w:val="BodyText"/>
+      </w:pPr>
+      <w:r>
+        <w:t xml:space="preserve">데릭: 알아요. 얼굴 봤어요. 예전 데릭이었으면 받고, 승리라고 부르고, 교육 걱정은 나중에 했을 거예요. 케슬러에서 몇 년 동안 그렇게 실적을 맞췄죠.</w:t>
+      </w:r>
+    </w:p>
+    <w:p>
+      <w:pPr>
+        <w:pStyle w:val="BodyText"/>
+      </w:pPr>
+      <w:r>
+        <w:t xml:space="preserve">노아: 뭐가 바뀐 거예요?</w:t>
+      </w:r>
+    </w:p>
+    <w:p>
+      <w:pPr>
+        <w:pStyle w:val="BodyText"/>
+      </w:pPr>
+      <w:r>
+        <w:t xml:space="preserve">데릭: 키샤가 우릴 더 믿는다고 했잖아요. 그게 4,000달러보다 가치 있어요.</w:t>
+      </w:r>
+    </w:p>
+    <w:p>
+      <w:pPr>
+        <w:pStyle w:val="BodyText"/>
+      </w:pPr>
+      <w:r>
+        <w:t xml:space="preserve">노아: 예측을 바꿀게요. 하루 반 건. 두 건 말고.</w:t>
+      </w:r>
+    </w:p>
+    <w:p>
+      <w:pPr>
+        <w:pStyle w:val="BodyText"/>
+      </w:pPr>
+      <w:r>
+        <w:t xml:space="preserve">데릭: 이제 영업 사원처럼 생각하네요. 전화 울려요.</w:t>
+      </w:r>
+    </w:p>
+    <w:p>
+      <w:pPr>
+        <w:pStyle w:val="BodyText"/>
+      </w:pPr>
+      <w:r>
+        <w:t xml:space="preserve">에이바: 노아! 레이크웨이 스킨에서 방금 전화 왔어요. 응우옌 선생님. 재주문했어요!</w:t>
+      </w:r>
+    </w:p>
+    <w:p>
+      <w:pPr>
+        <w:pStyle w:val="BodyText"/>
+      </w:pPr>
+      <w:r>
+        <w:t xml:space="preserve">노아: 재주문? 첫 상자를 지난주에 받았잖아요!</w:t>
+      </w:r>
+    </w:p>
+    <w:p>
+      <w:pPr>
+        <w:pStyle w:val="BodyText"/>
+      </w:pPr>
+      <w:r>
+        <w:t xml:space="preserve">에이바: 주사기 20개요. 응우옌 선생님 말로는 환자들이 결과를 아주 좋아했고, 교육 덕분에 간호사들도 준비됐다고 느낀대요. 할인 얘기도 안 했어요. 그냥 재주문했어요.</w:t>
+      </w:r>
+    </w:p>
+    <w:p>
+      <w:pPr>
+        <w:pStyle w:val="BodyText"/>
+      </w:pPr>
+      <w:r>
+        <w:t xml:space="preserve">데릭: 재주문. 그게 유일하게 중요한 숫자예요.</w:t>
+      </w:r>
+    </w:p>
+    <w:p>
+      <w:pPr>
+        <w:pStyle w:val="BodyText"/>
+      </w:pPr>
+      <w:r>
+        <w:t xml:space="preserve">노아: 왜 그게 유일해요?</w:t>
+      </w:r>
+    </w:p>
+    <w:p>
+      <w:pPr>
+        <w:pStyle w:val="BodyText"/>
+      </w:pPr>
+      <w:r>
+        <w:t xml:space="preserve">데릭: 첫 주문은 약속이에요. 두 번째 주문이 진실이고요.</w:t>
+      </w:r>
+    </w:p>
+    <w:p>
+      <w:pPr>
+        <w:pStyle w:val="BodyText"/>
+      </w:pPr>
+      <w:r>
+        <w:t xml:space="preserve">에이바: 조이한테 말할까요? 슬라이드 만들 거예요.</w:t>
+      </w:r>
+    </w:p>
+    <w:bookmarkEnd w:id="36"/>
+    <w:bookmarkEnd w:id="37"/>
+    <w:bookmarkEnd w:id="38"/>
     <w:sectPr/>
   </w:body>
 </w:document>
@@ -3789,583 +3736,8 @@
       </w:pPr>
     </w:lvl>
   </w:abstractNum>
-  <w:abstractNum w:abstractNumId="99411">
-    <w:nsid w:val="A99411"/>
-    <w:multiLevelType w:val="multilevel"/>
-    <w:lvl w:ilvl="0">
-      <w:start w:val="1"/>
-      <w:numFmt w:val="decimal"/>
-      <w:lvlText w:val="%1."/>
-      <w:lvlJc w:val="left"/>
-      <w:pPr>
-        <w:ind w:left="720" w:hanging="480"/>
-      </w:pPr>
-    </w:lvl>
-    <w:lvl w:ilvl="1">
-      <w:start w:val="1"/>
-      <w:numFmt w:val="decimal"/>
-      <w:lvlText w:val="%2."/>
-      <w:lvlJc w:val="left"/>
-      <w:pPr>
-        <w:ind w:left="1440" w:hanging="480"/>
-      </w:pPr>
-    </w:lvl>
-    <w:lvl w:ilvl="2">
-      <w:start w:val="1"/>
-      <w:numFmt w:val="decimal"/>
-      <w:lvlText w:val="%3."/>
-      <w:lvlJc w:val="left"/>
-      <w:pPr>
-        <w:ind w:left="2160" w:hanging="480"/>
-      </w:pPr>
-    </w:lvl>
-    <w:lvl w:ilvl="3">
-      <w:start w:val="1"/>
-      <w:numFmt w:val="decimal"/>
-      <w:lvlText w:val="%4."/>
-      <w:lvlJc w:val="left"/>
-      <w:pPr>
-        <w:ind w:left="2880" w:hanging="480"/>
-      </w:pPr>
-    </w:lvl>
-    <w:lvl w:ilvl="4">
-      <w:start w:val="1"/>
-      <w:numFmt w:val="decimal"/>
-      <w:lvlText w:val="%5."/>
-      <w:lvlJc w:val="left"/>
-      <w:pPr>
-        <w:ind w:left="3600" w:hanging="480"/>
-      </w:pPr>
-    </w:lvl>
-    <w:lvl w:ilvl="5">
-      <w:start w:val="1"/>
-      <w:numFmt w:val="decimal"/>
-      <w:lvlText w:val="%6."/>
-      <w:lvlJc w:val="left"/>
-      <w:pPr>
-        <w:ind w:left="4320" w:hanging="480"/>
-      </w:pPr>
-    </w:lvl>
-    <w:lvl w:ilvl="6">
-      <w:start w:val="1"/>
-      <w:numFmt w:val="decimal"/>
-      <w:lvlText w:val="%7."/>
-      <w:lvlJc w:val="left"/>
-      <w:pPr>
-        <w:ind w:left="5040" w:hanging="480"/>
-      </w:pPr>
-    </w:lvl>
-    <w:lvl w:ilvl="7">
-      <w:start w:val="1"/>
-      <w:numFmt w:val="decimal"/>
-      <w:lvlText w:val="%8."/>
-      <w:lvlJc w:val="left"/>
-      <w:pPr>
-        <w:ind w:left="5760" w:hanging="480"/>
-      </w:pPr>
-    </w:lvl>
-    <w:lvl w:ilvl="8">
-      <w:start w:val="1"/>
-      <w:numFmt w:val="decimal"/>
-      <w:lvlText w:val="%9."/>
-      <w:lvlJc w:val="left"/>
-      <w:pPr>
-        <w:ind w:left="6480" w:hanging="480"/>
-      </w:pPr>
-    </w:lvl>
-  </w:abstractNum>
-  <w:abstractNum w:abstractNumId="994116">
-    <w:nsid w:val="A994116"/>
-    <w:multiLevelType w:val="multilevel"/>
-    <w:lvl w:ilvl="0">
-      <w:start w:val="16"/>
-      <w:numFmt w:val="decimal"/>
-      <w:lvlText w:val="%1."/>
-      <w:lvlJc w:val="left"/>
-      <w:pPr>
-        <w:ind w:left="720" w:hanging="480"/>
-      </w:pPr>
-    </w:lvl>
-    <w:lvl w:ilvl="1">
-      <w:start w:val="16"/>
-      <w:numFmt w:val="decimal"/>
-      <w:lvlText w:val="%2."/>
-      <w:lvlJc w:val="left"/>
-      <w:pPr>
-        <w:ind w:left="1440" w:hanging="480"/>
-      </w:pPr>
-    </w:lvl>
-    <w:lvl w:ilvl="2">
-      <w:start w:val="16"/>
-      <w:numFmt w:val="decimal"/>
-      <w:lvlText w:val="%3."/>
-      <w:lvlJc w:val="left"/>
-      <w:pPr>
-        <w:ind w:left="2160" w:hanging="480"/>
-      </w:pPr>
-    </w:lvl>
-    <w:lvl w:ilvl="3">
-      <w:start w:val="16"/>
-      <w:numFmt w:val="decimal"/>
-      <w:lvlText w:val="%4."/>
-      <w:lvlJc w:val="left"/>
-      <w:pPr>
-        <w:ind w:left="2880" w:hanging="480"/>
-      </w:pPr>
-    </w:lvl>
-    <w:lvl w:ilvl="4">
-      <w:start w:val="16"/>
-      <w:numFmt w:val="decimal"/>
-      <w:lvlText w:val="%5."/>
-      <w:lvlJc w:val="left"/>
-      <w:pPr>
-        <w:ind w:left="3600" w:hanging="480"/>
-      </w:pPr>
-    </w:lvl>
-    <w:lvl w:ilvl="5">
-      <w:start w:val="16"/>
-      <w:numFmt w:val="decimal"/>
-      <w:lvlText w:val="%6."/>
-      <w:lvlJc w:val="left"/>
-      <w:pPr>
-        <w:ind w:left="4320" w:hanging="480"/>
-      </w:pPr>
-    </w:lvl>
-    <w:lvl w:ilvl="6">
-      <w:start w:val="16"/>
-      <w:numFmt w:val="decimal"/>
-      <w:lvlText w:val="%7."/>
-      <w:lvlJc w:val="left"/>
-      <w:pPr>
-        <w:ind w:left="5040" w:hanging="480"/>
-      </w:pPr>
-    </w:lvl>
-    <w:lvl w:ilvl="7">
-      <w:start w:val="16"/>
-      <w:numFmt w:val="decimal"/>
-      <w:lvlText w:val="%8."/>
-      <w:lvlJc w:val="left"/>
-      <w:pPr>
-        <w:ind w:left="5760" w:hanging="480"/>
-      </w:pPr>
-    </w:lvl>
-    <w:lvl w:ilvl="8">
-      <w:start w:val="16"/>
-      <w:numFmt w:val="decimal"/>
-      <w:lvlText w:val="%9."/>
-      <w:lvlJc w:val="left"/>
-      <w:pPr>
-        <w:ind w:left="6480" w:hanging="480"/>
-      </w:pPr>
-    </w:lvl>
-  </w:abstractNum>
-  <w:abstractNum w:abstractNumId="994151">
-    <w:nsid w:val="A994151"/>
-    <w:multiLevelType w:val="multilevel"/>
-    <w:lvl w:ilvl="0">
-      <w:start w:val="51"/>
-      <w:numFmt w:val="decimal"/>
-      <w:lvlText w:val="%1."/>
-      <w:lvlJc w:val="left"/>
-      <w:pPr>
-        <w:ind w:left="720" w:hanging="480"/>
-      </w:pPr>
-    </w:lvl>
-    <w:lvl w:ilvl="1">
-      <w:start w:val="51"/>
-      <w:numFmt w:val="decimal"/>
-      <w:lvlText w:val="%2."/>
-      <w:lvlJc w:val="left"/>
-      <w:pPr>
-        <w:ind w:left="1440" w:hanging="480"/>
-      </w:pPr>
-    </w:lvl>
-    <w:lvl w:ilvl="2">
-      <w:start w:val="51"/>
-      <w:numFmt w:val="decimal"/>
-      <w:lvlText w:val="%3."/>
-      <w:lvlJc w:val="left"/>
-      <w:pPr>
-        <w:ind w:left="2160" w:hanging="480"/>
-      </w:pPr>
-    </w:lvl>
-    <w:lvl w:ilvl="3">
-      <w:start w:val="51"/>
-      <w:numFmt w:val="decimal"/>
-      <w:lvlText w:val="%4."/>
-      <w:lvlJc w:val="left"/>
-      <w:pPr>
-        <w:ind w:left="2880" w:hanging="480"/>
-      </w:pPr>
-    </w:lvl>
-    <w:lvl w:ilvl="4">
-      <w:start w:val="51"/>
-      <w:numFmt w:val="decimal"/>
-      <w:lvlText w:val="%5."/>
-      <w:lvlJc w:val="left"/>
-      <w:pPr>
-        <w:ind w:left="3600" w:hanging="480"/>
-      </w:pPr>
-    </w:lvl>
-    <w:lvl w:ilvl="5">
-      <w:start w:val="51"/>
-      <w:numFmt w:val="decimal"/>
-      <w:lvlText w:val="%6."/>
-      <w:lvlJc w:val="left"/>
-      <w:pPr>
-        <w:ind w:left="4320" w:hanging="480"/>
-      </w:pPr>
-    </w:lvl>
-    <w:lvl w:ilvl="6">
-      <w:start w:val="51"/>
-      <w:numFmt w:val="decimal"/>
-      <w:lvlText w:val="%7."/>
-      <w:lvlJc w:val="left"/>
-      <w:pPr>
-        <w:ind w:left="5040" w:hanging="480"/>
-      </w:pPr>
-    </w:lvl>
-    <w:lvl w:ilvl="7">
-      <w:start w:val="51"/>
-      <w:numFmt w:val="decimal"/>
-      <w:lvlText w:val="%8."/>
-      <w:lvlJc w:val="left"/>
-      <w:pPr>
-        <w:ind w:left="5760" w:hanging="480"/>
-      </w:pPr>
-    </w:lvl>
-    <w:lvl w:ilvl="8">
-      <w:start w:val="51"/>
-      <w:numFmt w:val="decimal"/>
-      <w:lvlText w:val="%9."/>
-      <w:lvlJc w:val="left"/>
-      <w:pPr>
-        <w:ind w:left="6480" w:hanging="480"/>
-      </w:pPr>
-    </w:lvl>
-  </w:abstractNum>
-  <w:abstractNum w:abstractNumId="994181">
-    <w:nsid w:val="A994181"/>
-    <w:multiLevelType w:val="multilevel"/>
-    <w:lvl w:ilvl="0">
-      <w:start w:val="81"/>
-      <w:numFmt w:val="decimal"/>
-      <w:lvlText w:val="%1."/>
-      <w:lvlJc w:val="left"/>
-      <w:pPr>
-        <w:ind w:left="720" w:hanging="480"/>
-      </w:pPr>
-    </w:lvl>
-    <w:lvl w:ilvl="1">
-      <w:start w:val="81"/>
-      <w:numFmt w:val="decimal"/>
-      <w:lvlText w:val="%2."/>
-      <w:lvlJc w:val="left"/>
-      <w:pPr>
-        <w:ind w:left="1440" w:hanging="480"/>
-      </w:pPr>
-    </w:lvl>
-    <w:lvl w:ilvl="2">
-      <w:start w:val="81"/>
-      <w:numFmt w:val="decimal"/>
-      <w:lvlText w:val="%3."/>
-      <w:lvlJc w:val="left"/>
-      <w:pPr>
-        <w:ind w:left="2160" w:hanging="480"/>
-      </w:pPr>
-    </w:lvl>
-    <w:lvl w:ilvl="3">
-      <w:start w:val="81"/>
-      <w:numFmt w:val="decimal"/>
-      <w:lvlText w:val="%4."/>
-      <w:lvlJc w:val="left"/>
-      <w:pPr>
-        <w:ind w:left="2880" w:hanging="480"/>
-      </w:pPr>
-    </w:lvl>
-    <w:lvl w:ilvl="4">
-      <w:start w:val="81"/>
-      <w:numFmt w:val="decimal"/>
-      <w:lvlText w:val="%5."/>
-      <w:lvlJc w:val="left"/>
-      <w:pPr>
-        <w:ind w:left="3600" w:hanging="480"/>
-      </w:pPr>
-    </w:lvl>
-    <w:lvl w:ilvl="5">
-      <w:start w:val="81"/>
-      <w:numFmt w:val="decimal"/>
-      <w:lvlText w:val="%6."/>
-      <w:lvlJc w:val="left"/>
-      <w:pPr>
-        <w:ind w:left="4320" w:hanging="480"/>
-      </w:pPr>
-    </w:lvl>
-    <w:lvl w:ilvl="6">
-      <w:start w:val="81"/>
-      <w:numFmt w:val="decimal"/>
-      <w:lvlText w:val="%7."/>
-      <w:lvlJc w:val="left"/>
-      <w:pPr>
-        <w:ind w:left="5040" w:hanging="480"/>
-      </w:pPr>
-    </w:lvl>
-    <w:lvl w:ilvl="7">
-      <w:start w:val="81"/>
-      <w:numFmt w:val="decimal"/>
-      <w:lvlText w:val="%8."/>
-      <w:lvlJc w:val="left"/>
-      <w:pPr>
-        <w:ind w:left="5760" w:hanging="480"/>
-      </w:pPr>
-    </w:lvl>
-    <w:lvl w:ilvl="8">
-      <w:start w:val="81"/>
-      <w:numFmt w:val="decimal"/>
-      <w:lvlText w:val="%9."/>
-      <w:lvlJc w:val="left"/>
-      <w:pPr>
-        <w:ind w:left="6480" w:hanging="480"/>
-      </w:pPr>
-    </w:lvl>
-  </w:abstractNum>
-  <w:abstractNum w:abstractNumId="9941106">
-    <w:nsid w:val="A9941106"/>
-    <w:multiLevelType w:val="multilevel"/>
-    <w:lvl w:ilvl="0">
-      <w:start w:val="106"/>
-      <w:numFmt w:val="decimal"/>
-      <w:lvlText w:val="%1."/>
-      <w:lvlJc w:val="left"/>
-      <w:pPr>
-        <w:ind w:left="720" w:hanging="480"/>
-      </w:pPr>
-    </w:lvl>
-    <w:lvl w:ilvl="1">
-      <w:start w:val="106"/>
-      <w:numFmt w:val="decimal"/>
-      <w:lvlText w:val="%2."/>
-      <w:lvlJc w:val="left"/>
-      <w:pPr>
-        <w:ind w:left="1440" w:hanging="480"/>
-      </w:pPr>
-    </w:lvl>
-    <w:lvl w:ilvl="2">
-      <w:start w:val="106"/>
-      <w:numFmt w:val="decimal"/>
-      <w:lvlText w:val="%3."/>
-      <w:lvlJc w:val="left"/>
-      <w:pPr>
-        <w:ind w:left="2160" w:hanging="480"/>
-      </w:pPr>
-    </w:lvl>
-    <w:lvl w:ilvl="3">
-      <w:start w:val="106"/>
-      <w:numFmt w:val="decimal"/>
-      <w:lvlText w:val="%4."/>
-      <w:lvlJc w:val="left"/>
-      <w:pPr>
-        <w:ind w:left="2880" w:hanging="480"/>
-      </w:pPr>
-    </w:lvl>
-    <w:lvl w:ilvl="4">
-      <w:start w:val="106"/>
-      <w:numFmt w:val="decimal"/>
-      <w:lvlText w:val="%5."/>
-      <w:lvlJc w:val="left"/>
-      <w:pPr>
-        <w:ind w:left="3600" w:hanging="480"/>
-      </w:pPr>
-    </w:lvl>
-    <w:lvl w:ilvl="5">
-      <w:start w:val="106"/>
-      <w:numFmt w:val="decimal"/>
-      <w:lvlText w:val="%6."/>
-      <w:lvlJc w:val="left"/>
-      <w:pPr>
-        <w:ind w:left="4320" w:hanging="480"/>
-      </w:pPr>
-    </w:lvl>
-    <w:lvl w:ilvl="6">
-      <w:start w:val="106"/>
-      <w:numFmt w:val="decimal"/>
-      <w:lvlText w:val="%7."/>
-      <w:lvlJc w:val="left"/>
-      <w:pPr>
-        <w:ind w:left="5040" w:hanging="480"/>
-      </w:pPr>
-    </w:lvl>
-    <w:lvl w:ilvl="7">
-      <w:start w:val="106"/>
-      <w:numFmt w:val="decimal"/>
-      <w:lvlText w:val="%8."/>
-      <w:lvlJc w:val="left"/>
-      <w:pPr>
-        <w:ind w:left="5760" w:hanging="480"/>
-      </w:pPr>
-    </w:lvl>
-    <w:lvl w:ilvl="8">
-      <w:start w:val="106"/>
-      <w:numFmt w:val="decimal"/>
-      <w:lvlText w:val="%9."/>
-      <w:lvlJc w:val="left"/>
-      <w:pPr>
-        <w:ind w:left="6480" w:hanging="480"/>
-      </w:pPr>
-    </w:lvl>
-  </w:abstractNum>
   <w:num w:numId="1000">
     <w:abstractNumId w:val="990"/>
-  </w:num>
-  <w:num w:numId="1001">
-    <w:abstractNumId w:val="99411"/>
-    <w:lvlOverride w:ilvl="0">
-      <w:startOverride w:val="1"/>
-    </w:lvlOverride>
-    <w:lvlOverride w:ilvl="1">
-      <w:startOverride w:val="1"/>
-    </w:lvlOverride>
-    <w:lvlOverride w:ilvl="2">
-      <w:startOverride w:val="1"/>
-    </w:lvlOverride>
-    <w:lvlOverride w:ilvl="3">
-      <w:startOverride w:val="1"/>
-    </w:lvlOverride>
-    <w:lvlOverride w:ilvl="4">
-      <w:startOverride w:val="1"/>
-    </w:lvlOverride>
-    <w:lvlOverride w:ilvl="5">
-      <w:startOverride w:val="1"/>
-    </w:lvlOverride>
-    <w:lvlOverride w:ilvl="6">
-      <w:startOverride w:val="1"/>
-    </w:lvlOverride>
-    <w:lvlOverride w:ilvl="7">
-      <w:startOverride w:val="1"/>
-    </w:lvlOverride>
-    <w:lvlOverride w:ilvl="8">
-      <w:startOverride w:val="1"/>
-    </w:lvlOverride>
-  </w:num>
-  <w:num w:numId="1002">
-    <w:abstractNumId w:val="994116"/>
-    <w:lvlOverride w:ilvl="0">
-      <w:startOverride w:val="16"/>
-    </w:lvlOverride>
-    <w:lvlOverride w:ilvl="1">
-      <w:startOverride w:val="16"/>
-    </w:lvlOverride>
-    <w:lvlOverride w:ilvl="2">
-      <w:startOverride w:val="16"/>
-    </w:lvlOverride>
-    <w:lvlOverride w:ilvl="3">
-      <w:startOverride w:val="16"/>
-    </w:lvlOverride>
-    <w:lvlOverride w:ilvl="4">
-      <w:startOverride w:val="16"/>
-    </w:lvlOverride>
-    <w:lvlOverride w:ilvl="5">
-      <w:startOverride w:val="16"/>
-    </w:lvlOverride>
-    <w:lvlOverride w:ilvl="6">
-      <w:startOverride w:val="16"/>
-    </w:lvlOverride>
-    <w:lvlOverride w:ilvl="7">
-      <w:startOverride w:val="16"/>
-    </w:lvlOverride>
-    <w:lvlOverride w:ilvl="8">
-      <w:startOverride w:val="16"/>
-    </w:lvlOverride>
-  </w:num>
-  <w:num w:numId="1003">
-    <w:abstractNumId w:val="994151"/>
-    <w:lvlOverride w:ilvl="0">
-      <w:startOverride w:val="51"/>
-    </w:lvlOverride>
-    <w:lvlOverride w:ilvl="1">
-      <w:startOverride w:val="51"/>
-    </w:lvlOverride>
-    <w:lvlOverride w:ilvl="2">
-      <w:startOverride w:val="51"/>
-    </w:lvlOverride>
-    <w:lvlOverride w:ilvl="3">
-      <w:startOverride w:val="51"/>
-    </w:lvlOverride>
-    <w:lvlOverride w:ilvl="4">
-      <w:startOverride w:val="51"/>
-    </w:lvlOverride>
-    <w:lvlOverride w:ilvl="5">
-      <w:startOverride w:val="51"/>
-    </w:lvlOverride>
-    <w:lvlOverride w:ilvl="6">
-      <w:startOverride w:val="51"/>
-    </w:lvlOverride>
-    <w:lvlOverride w:ilvl="7">
-      <w:startOverride w:val="51"/>
-    </w:lvlOverride>
-    <w:lvlOverride w:ilvl="8">
-      <w:startOverride w:val="51"/>
-    </w:lvlOverride>
-  </w:num>
-  <w:num w:numId="1004">
-    <w:abstractNumId w:val="994181"/>
-    <w:lvlOverride w:ilvl="0">
-      <w:startOverride w:val="81"/>
-    </w:lvlOverride>
-    <w:lvlOverride w:ilvl="1">
-      <w:startOverride w:val="81"/>
-    </w:lvlOverride>
-    <w:lvlOverride w:ilvl="2">
-      <w:startOverride w:val="81"/>
-    </w:lvlOverride>
-    <w:lvlOverride w:ilvl="3">
-      <w:startOverride w:val="81"/>
-    </w:lvlOverride>
-    <w:lvlOverride w:ilvl="4">
-      <w:startOverride w:val="81"/>
-    </w:lvlOverride>
-    <w:lvlOverride w:ilvl="5">
-      <w:startOverride w:val="81"/>
-    </w:lvlOverride>
-    <w:lvlOverride w:ilvl="6">
-      <w:startOverride w:val="81"/>
-    </w:lvlOverride>
-    <w:lvlOverride w:ilvl="7">
-      <w:startOverride w:val="81"/>
-    </w:lvlOverride>
-    <w:lvlOverride w:ilvl="8">
-      <w:startOverride w:val="81"/>
-    </w:lvlOverride>
-  </w:num>
-  <w:num w:numId="1005">
-    <w:abstractNumId w:val="9941106"/>
-    <w:lvlOverride w:ilvl="0">
-      <w:startOverride w:val="106"/>
-    </w:lvlOverride>
-    <w:lvlOverride w:ilvl="1">
-      <w:startOverride w:val="106"/>
-    </w:lvlOverride>
-    <w:lvlOverride w:ilvl="2">
-      <w:startOverride w:val="106"/>
-    </w:lvlOverride>
-    <w:lvlOverride w:ilvl="3">
-      <w:startOverride w:val="106"/>
-    </w:lvlOverride>
-    <w:lvlOverride w:ilvl="4">
-      <w:startOverride w:val="106"/>
-    </w:lvlOverride>
-    <w:lvlOverride w:ilvl="5">
-      <w:startOverride w:val="106"/>
-    </w:lvlOverride>
-    <w:lvlOverride w:ilvl="6">
-      <w:startOverride w:val="106"/>
-    </w:lvlOverride>
-    <w:lvlOverride w:ilvl="7">
-      <w:startOverride w:val="106"/>
-    </w:lvlOverride>
-    <w:lvlOverride w:ilvl="8">
-      <w:startOverride w:val="106"/>
-    </w:lvlOverride>
   </w:num>
 </w:numbering>
 </file>
